--- a/41TP Teorija pryjnattja rishen/2/TP_KNT-122_Onyshchenko_19_PR2.docx
+++ b/41TP Teorija pryjnattja rishen/2/TP_KNT-122_Onyshchenko_19_PR2.docx
@@ -550,17 +550,2370 @@
       </w:pPr>
       <w:r>
         <w:rPr/>
-        <w:t>1 Розрахунок густин та дисперсії похибки</w:t>
-      </w:r>
-    </w:p>
-    <w:p>
-      <w:pPr>
-        <w:pStyle w:val="H3"/>
-        <w:rPr/>
-      </w:pPr>
-      <w:r>
-        <w:rPr/>
         <w:t>Код</w:t>
+      </w:r>
+    </w:p>
+    <w:p>
+      <w:pPr>
+        <w:pStyle w:val="p11"/>
+        <w:rPr/>
+      </w:pPr>
+      <w:r>
+        <w:rPr/>
+      </w:r>
+    </w:p>
+    <w:p>
+      <w:pPr>
+        <w:pStyle w:val="Code"/>
+        <w:rPr/>
+      </w:pPr>
+      <w:r>
+        <w:rPr/>
+        <w:t>import numpy as np</w:t>
+      </w:r>
+    </w:p>
+    <w:p>
+      <w:pPr>
+        <w:pStyle w:val="Code"/>
+        <w:rPr/>
+      </w:pPr>
+      <w:r>
+        <w:rPr/>
+        <w:t>import matplotlib.pyplot as plt</w:t>
+      </w:r>
+    </w:p>
+    <w:p>
+      <w:pPr>
+        <w:pStyle w:val="Code"/>
+        <w:rPr/>
+      </w:pPr>
+      <w:r>
+        <w:rPr/>
+        <w:t>from scipy.optimize import minimize_scalar, newton</w:t>
+      </w:r>
+    </w:p>
+    <w:p>
+      <w:pPr>
+        <w:pStyle w:val="Code"/>
+        <w:rPr/>
+      </w:pPr>
+      <w:r>
+        <w:rPr/>
+      </w:r>
+    </w:p>
+    <w:p>
+      <w:pPr>
+        <w:pStyle w:val="Code"/>
+        <w:rPr/>
+      </w:pPr>
+      <w:r>
+        <w:rPr/>
+        <w:t># --- 1. Вихідні дані ---</w:t>
+      </w:r>
+    </w:p>
+    <w:p>
+      <w:pPr>
+        <w:pStyle w:val="Code"/>
+        <w:rPr/>
+      </w:pPr>
+      <w:r>
+        <w:rPr/>
+        <w:t>M_X = 10.0</w:t>
+      </w:r>
+    </w:p>
+    <w:p>
+      <w:pPr>
+        <w:pStyle w:val="Code"/>
+        <w:rPr/>
+      </w:pPr>
+      <w:r>
+        <w:rPr/>
+        <w:t>M_Y = 20.0</w:t>
+      </w:r>
+    </w:p>
+    <w:p>
+      <w:pPr>
+        <w:pStyle w:val="Code"/>
+        <w:rPr/>
+      </w:pPr>
+      <w:r>
+        <w:rPr/>
+        <w:t>SIGMA_X = 0.7</w:t>
+      </w:r>
+    </w:p>
+    <w:p>
+      <w:pPr>
+        <w:pStyle w:val="Code"/>
+        <w:rPr/>
+      </w:pPr>
+      <w:r>
+        <w:rPr/>
+        <w:t>SIGMA_Y = 0.9</w:t>
+      </w:r>
+    </w:p>
+    <w:p>
+      <w:pPr>
+        <w:pStyle w:val="Code"/>
+        <w:rPr/>
+      </w:pPr>
+      <w:r>
+        <w:rPr/>
+        <w:t>D_Y = SIGMA_Y**2  # 0.81</w:t>
+      </w:r>
+    </w:p>
+    <w:p>
+      <w:pPr>
+        <w:pStyle w:val="Code"/>
+        <w:rPr/>
+      </w:pPr>
+      <w:r>
+        <w:rPr/>
+        <w:t>R1 = -0.7</w:t>
+      </w:r>
+    </w:p>
+    <w:p>
+      <w:pPr>
+        <w:pStyle w:val="Code"/>
+        <w:rPr/>
+      </w:pPr>
+      <w:r>
+        <w:rPr/>
+        <w:t>R2 = -0.9</w:t>
+      </w:r>
+    </w:p>
+    <w:p>
+      <w:pPr>
+        <w:pStyle w:val="Code"/>
+        <w:rPr/>
+      </w:pPr>
+      <w:r>
+        <w:rPr/>
+        <w:t>X_VALS = [12.1, 11.4, 10.0, 8.6]  # X(1)...X(4)</w:t>
+      </w:r>
+    </w:p>
+    <w:p>
+      <w:pPr>
+        <w:pStyle w:val="Code"/>
+        <w:rPr/>
+      </w:pPr>
+      <w:r>
+        <w:rPr/>
+      </w:r>
+    </w:p>
+    <w:p>
+      <w:pPr>
+        <w:pStyle w:val="Code"/>
+        <w:rPr/>
+      </w:pPr>
+      <w:r>
+        <w:rPr/>
+        <w:t># --- 2. Функції (Завдання 2.3.2) ---</w:t>
+      </w:r>
+    </w:p>
+    <w:p>
+      <w:pPr>
+        <w:pStyle w:val="Code"/>
+        <w:rPr/>
+      </w:pPr>
+      <w:r>
+        <w:rPr/>
+      </w:r>
+    </w:p>
+    <w:p>
+      <w:pPr>
+        <w:pStyle w:val="Code"/>
+        <w:rPr/>
+      </w:pPr>
+      <w:r>
+        <w:rPr/>
+      </w:r>
+    </w:p>
+    <w:p>
+      <w:pPr>
+        <w:pStyle w:val="Code"/>
+        <w:rPr/>
+      </w:pPr>
+      <w:r>
+        <w:rPr/>
+        <w:t>def get_cond_stats(x, r, m_x=M_X, m_y=M_Y, s_x=SIGMA_X, s_y=SIGMA_Y):</w:t>
+      </w:r>
+    </w:p>
+    <w:p>
+      <w:pPr>
+        <w:pStyle w:val="Code"/>
+        <w:rPr/>
+      </w:pPr>
+      <w:r>
+        <w:rPr/>
+        <w:t xml:space="preserve">    </w:t>
+      </w:r>
+      <w:r>
+        <w:rPr/>
+        <w:t>"""Повертає умовне мат. сподівання та умовну дисперсію."""</w:t>
+      </w:r>
+    </w:p>
+    <w:p>
+      <w:pPr>
+        <w:pStyle w:val="Code"/>
+        <w:rPr/>
+      </w:pPr>
+      <w:r>
+        <w:rPr/>
+        <w:t xml:space="preserve">    </w:t>
+      </w:r>
+      <w:r>
+        <w:rPr/>
+        <w:t># M[y/x]</w:t>
+      </w:r>
+    </w:p>
+    <w:p>
+      <w:pPr>
+        <w:pStyle w:val="Code"/>
+        <w:rPr/>
+      </w:pPr>
+      <w:r>
+        <w:rPr/>
+        <w:t xml:space="preserve">    </w:t>
+      </w:r>
+      <w:r>
+        <w:rPr/>
+        <w:t>m_cond = m_y + r * (s_y / s_x) * (x - m_x)</w:t>
+      </w:r>
+    </w:p>
+    <w:p>
+      <w:pPr>
+        <w:pStyle w:val="Code"/>
+        <w:rPr/>
+      </w:pPr>
+      <w:r>
+        <w:rPr/>
+        <w:t xml:space="preserve">    </w:t>
+      </w:r>
+      <w:r>
+        <w:rPr/>
+        <w:t># D[y/x] = Sy^2 * (1 - r^2)</w:t>
+      </w:r>
+    </w:p>
+    <w:p>
+      <w:pPr>
+        <w:pStyle w:val="Code"/>
+        <w:rPr/>
+      </w:pPr>
+      <w:r>
+        <w:rPr/>
+        <w:t xml:space="preserve">    </w:t>
+      </w:r>
+      <w:r>
+        <w:rPr/>
+        <w:t>d_cond = (s_y**2) * (1 - r**2)</w:t>
+      </w:r>
+    </w:p>
+    <w:p>
+      <w:pPr>
+        <w:pStyle w:val="Code"/>
+        <w:rPr/>
+      </w:pPr>
+      <w:r>
+        <w:rPr/>
+        <w:t xml:space="preserve">    </w:t>
+      </w:r>
+      <w:r>
+        <w:rPr/>
+        <w:t>return m_cond, d_cond</w:t>
+      </w:r>
+    </w:p>
+    <w:p>
+      <w:pPr>
+        <w:pStyle w:val="Code"/>
+        <w:rPr/>
+      </w:pPr>
+      <w:r>
+        <w:rPr/>
+      </w:r>
+    </w:p>
+    <w:p>
+      <w:pPr>
+        <w:pStyle w:val="Code"/>
+        <w:rPr/>
+      </w:pPr>
+      <w:r>
+        <w:rPr/>
+      </w:r>
+    </w:p>
+    <w:p>
+      <w:pPr>
+        <w:pStyle w:val="Code"/>
+        <w:rPr/>
+      </w:pPr>
+      <w:r>
+        <w:rPr/>
+        <w:t>def gaussian_pdf(val, mean, var):</w:t>
+      </w:r>
+    </w:p>
+    <w:p>
+      <w:pPr>
+        <w:pStyle w:val="Code"/>
+        <w:rPr/>
+      </w:pPr>
+      <w:r>
+        <w:rPr/>
+        <w:t xml:space="preserve">    </w:t>
+      </w:r>
+      <w:r>
+        <w:rPr/>
+        <w:t>"""Одномірна густина нормального розподілу."""</w:t>
+      </w:r>
+    </w:p>
+    <w:p>
+      <w:pPr>
+        <w:pStyle w:val="Code"/>
+        <w:rPr/>
+      </w:pPr>
+      <w:r>
+        <w:rPr/>
+        <w:t xml:space="preserve">    </w:t>
+      </w:r>
+      <w:r>
+        <w:rPr/>
+        <w:t>std = np.sqrt(var)</w:t>
+      </w:r>
+    </w:p>
+    <w:p>
+      <w:pPr>
+        <w:pStyle w:val="Code"/>
+        <w:rPr/>
+      </w:pPr>
+      <w:r>
+        <w:rPr/>
+        <w:t xml:space="preserve">    </w:t>
+      </w:r>
+      <w:r>
+        <w:rPr/>
+        <w:t>return (1 / (std * np.sqrt(2 * np.pi))) * np.exp(-0.5 * ((val - mean) / std) ** 2)</w:t>
+      </w:r>
+    </w:p>
+    <w:p>
+      <w:pPr>
+        <w:pStyle w:val="Code"/>
+        <w:rPr/>
+      </w:pPr>
+      <w:r>
+        <w:rPr/>
+      </w:r>
+    </w:p>
+    <w:p>
+      <w:pPr>
+        <w:pStyle w:val="Code"/>
+        <w:rPr/>
+      </w:pPr>
+      <w:r>
+        <w:rPr/>
+      </w:r>
+    </w:p>
+    <w:p>
+      <w:pPr>
+        <w:pStyle w:val="Code"/>
+        <w:rPr/>
+      </w:pPr>
+      <w:r>
+        <w:rPr/>
+        <w:t>def bivariate_pdf(x, y, r, m_x=M_X, m_y=M_Y, s_x=SIGMA_X, s_y=SIGMA_Y):</w:t>
+      </w:r>
+    </w:p>
+    <w:p>
+      <w:pPr>
+        <w:pStyle w:val="Code"/>
+        <w:rPr/>
+      </w:pPr>
+      <w:r>
+        <w:rPr/>
+        <w:t xml:space="preserve">    </w:t>
+      </w:r>
+      <w:r>
+        <w:rPr/>
+        <w:t>"""Спільна густина розподілу W(x, y)."""</w:t>
+      </w:r>
+    </w:p>
+    <w:p>
+      <w:pPr>
+        <w:pStyle w:val="Code"/>
+        <w:rPr/>
+      </w:pPr>
+      <w:r>
+        <w:rPr/>
+        <w:t xml:space="preserve">    </w:t>
+      </w:r>
+      <w:r>
+        <w:rPr/>
+        <w:t>coef = 1 / (2 * np.pi * s_x * s_y * np.sqrt(1 - r**2))</w:t>
+      </w:r>
+    </w:p>
+    <w:p>
+      <w:pPr>
+        <w:pStyle w:val="Code"/>
+        <w:rPr/>
+      </w:pPr>
+      <w:r>
+        <w:rPr/>
+        <w:t xml:space="preserve">    </w:t>
+      </w:r>
+      <w:r>
+        <w:rPr/>
+        <w:t>z = (</w:t>
+      </w:r>
+    </w:p>
+    <w:p>
+      <w:pPr>
+        <w:pStyle w:val="Code"/>
+        <w:rPr/>
+      </w:pPr>
+      <w:r>
+        <w:rPr/>
+        <w:t xml:space="preserve">        </w:t>
+      </w:r>
+      <w:r>
+        <w:rPr/>
+        <w:t>((x - m_x) ** 2 / s_x**2)</w:t>
+      </w:r>
+    </w:p>
+    <w:p>
+      <w:pPr>
+        <w:pStyle w:val="Code"/>
+        <w:rPr/>
+      </w:pPr>
+      <w:r>
+        <w:rPr/>
+        <w:t xml:space="preserve">        </w:t>
+      </w:r>
+      <w:r>
+        <w:rPr/>
+        <w:t>- (2 * r * (x - m_x) * (y - m_y) / (s_x * s_y))</w:t>
+      </w:r>
+    </w:p>
+    <w:p>
+      <w:pPr>
+        <w:pStyle w:val="Code"/>
+        <w:rPr/>
+      </w:pPr>
+      <w:r>
+        <w:rPr/>
+        <w:t xml:space="preserve">        </w:t>
+      </w:r>
+      <w:r>
+        <w:rPr/>
+        <w:t>+ ((y - m_y) ** 2 / s_y**2)</w:t>
+      </w:r>
+    </w:p>
+    <w:p>
+      <w:pPr>
+        <w:pStyle w:val="Code"/>
+        <w:rPr/>
+      </w:pPr>
+      <w:r>
+        <w:rPr/>
+        <w:t xml:space="preserve">    </w:t>
+      </w:r>
+      <w:r>
+        <w:rPr/>
+        <w:t>)</w:t>
+      </w:r>
+    </w:p>
+    <w:p>
+      <w:pPr>
+        <w:pStyle w:val="Code"/>
+        <w:rPr/>
+      </w:pPr>
+      <w:r>
+        <w:rPr/>
+        <w:t xml:space="preserve">    </w:t>
+      </w:r>
+      <w:r>
+        <w:rPr/>
+        <w:t>return coef * np.exp(-z / (2 * (1 - r**2)))</w:t>
+      </w:r>
+    </w:p>
+    <w:p>
+      <w:pPr>
+        <w:pStyle w:val="Code"/>
+        <w:rPr/>
+      </w:pPr>
+      <w:r>
+        <w:rPr/>
+      </w:r>
+    </w:p>
+    <w:p>
+      <w:pPr>
+        <w:pStyle w:val="Code"/>
+        <w:rPr/>
+      </w:pPr>
+      <w:r>
+        <w:rPr/>
+      </w:r>
+    </w:p>
+    <w:p>
+      <w:pPr>
+        <w:pStyle w:val="Code"/>
+        <w:rPr/>
+      </w:pPr>
+      <w:r>
+        <w:rPr/>
+        <w:t># --- 3. Завдання 2.3.3: Залежність дисперсії похибки від r та D[y] ---</w:t>
+      </w:r>
+    </w:p>
+    <w:p>
+      <w:pPr>
+        <w:pStyle w:val="Code"/>
+        <w:rPr/>
+      </w:pPr>
+      <w:r>
+        <w:rPr/>
+        <w:t>print(f"{'=' * 20} ЗАВДАННЯ 2.3.3 {'=' * 20}")</w:t>
+      </w:r>
+    </w:p>
+    <w:p>
+      <w:pPr>
+        <w:pStyle w:val="Code"/>
+        <w:rPr/>
+      </w:pPr>
+      <w:r>
+        <w:rPr/>
+        <w:t>r_range = [0, 0.1, 0.2, 0.3, 0.4, 0.5, 0.6, 0.7, 0.8, 0.9, 1.0]</w:t>
+      </w:r>
+    </w:p>
+    <w:p>
+      <w:pPr>
+        <w:pStyle w:val="Code"/>
+        <w:rPr/>
+      </w:pPr>
+      <w:r>
+        <w:rPr/>
+        <w:t>dy_multipliers = [1, 2, 4]  # D[y], 2*D[y], 4*D[y]</w:t>
+      </w:r>
+    </w:p>
+    <w:p>
+      <w:pPr>
+        <w:pStyle w:val="Code"/>
+        <w:rPr/>
+      </w:pPr>
+      <w:r>
+        <w:rPr/>
+      </w:r>
+    </w:p>
+    <w:p>
+      <w:pPr>
+        <w:pStyle w:val="Code"/>
+        <w:rPr/>
+      </w:pPr>
+      <w:r>
+        <w:rPr/>
+        <w:t>print(f"{'|r|':&lt;5} | {'D_err (Dy)':&lt;12} | {'D_err (2Dy)':&lt;12} | {'D_err (4Dy)':&lt;12}")</w:t>
+      </w:r>
+    </w:p>
+    <w:p>
+      <w:pPr>
+        <w:pStyle w:val="Code"/>
+        <w:rPr/>
+      </w:pPr>
+      <w:r>
+        <w:rPr/>
+        <w:t>print("-" * 50)</w:t>
+      </w:r>
+    </w:p>
+    <w:p>
+      <w:pPr>
+        <w:pStyle w:val="Code"/>
+        <w:rPr/>
+      </w:pPr>
+      <w:r>
+        <w:rPr/>
+      </w:r>
+    </w:p>
+    <w:p>
+      <w:pPr>
+        <w:pStyle w:val="Code"/>
+        <w:rPr/>
+      </w:pPr>
+      <w:r>
+        <w:rPr/>
+        <w:t>results_233 = {m: [] for m in dy_multipliers}</w:t>
+      </w:r>
+    </w:p>
+    <w:p>
+      <w:pPr>
+        <w:pStyle w:val="Code"/>
+        <w:rPr/>
+      </w:pPr>
+      <w:r>
+        <w:rPr/>
+      </w:r>
+    </w:p>
+    <w:p>
+      <w:pPr>
+        <w:pStyle w:val="Code"/>
+        <w:rPr/>
+      </w:pPr>
+      <w:r>
+        <w:rPr/>
+        <w:t>for r in r_range:</w:t>
+      </w:r>
+    </w:p>
+    <w:p>
+      <w:pPr>
+        <w:pStyle w:val="Code"/>
+        <w:rPr/>
+      </w:pPr>
+      <w:r>
+        <w:rPr/>
+        <w:t xml:space="preserve">    </w:t>
+      </w:r>
+      <w:r>
+        <w:rPr/>
+        <w:t>row = [f"{r:&lt;5}"]</w:t>
+      </w:r>
+    </w:p>
+    <w:p>
+      <w:pPr>
+        <w:pStyle w:val="Code"/>
+        <w:rPr/>
+      </w:pPr>
+      <w:r>
+        <w:rPr/>
+        <w:t xml:space="preserve">    </w:t>
+      </w:r>
+      <w:r>
+        <w:rPr/>
+        <w:t>for mult in dy_multipliers:</w:t>
+      </w:r>
+    </w:p>
+    <w:p>
+      <w:pPr>
+        <w:pStyle w:val="Code"/>
+        <w:rPr/>
+      </w:pPr>
+      <w:r>
+        <w:rPr/>
+        <w:t xml:space="preserve">        </w:t>
+      </w:r>
+      <w:r>
+        <w:rPr/>
+        <w:t>current_dy = D_Y * mult</w:t>
+      </w:r>
+    </w:p>
+    <w:p>
+      <w:pPr>
+        <w:pStyle w:val="Code"/>
+        <w:rPr/>
+      </w:pPr>
+      <w:r>
+        <w:rPr/>
+        <w:t xml:space="preserve">        </w:t>
+      </w:r>
+      <w:r>
+        <w:rPr/>
+        <w:t># D_error = Dy * (1 - r^2)</w:t>
+      </w:r>
+    </w:p>
+    <w:p>
+      <w:pPr>
+        <w:pStyle w:val="Code"/>
+        <w:rPr/>
+      </w:pPr>
+      <w:r>
+        <w:rPr/>
+        <w:t xml:space="preserve">        </w:t>
+      </w:r>
+      <w:r>
+        <w:rPr/>
+        <w:t>d_error = current_dy * (1 - r**2)</w:t>
+      </w:r>
+    </w:p>
+    <w:p>
+      <w:pPr>
+        <w:pStyle w:val="Code"/>
+        <w:rPr/>
+      </w:pPr>
+      <w:r>
+        <w:rPr/>
+        <w:t xml:space="preserve">        </w:t>
+      </w:r>
+      <w:r>
+        <w:rPr/>
+        <w:t>results_233[mult].append(d_error)</w:t>
+      </w:r>
+    </w:p>
+    <w:p>
+      <w:pPr>
+        <w:pStyle w:val="Code"/>
+        <w:rPr/>
+      </w:pPr>
+      <w:r>
+        <w:rPr/>
+        <w:t xml:space="preserve">        </w:t>
+      </w:r>
+      <w:r>
+        <w:rPr/>
+        <w:t>row.append(f"{d_error:&lt;12.4f}")</w:t>
+      </w:r>
+    </w:p>
+    <w:p>
+      <w:pPr>
+        <w:pStyle w:val="Code"/>
+        <w:rPr/>
+      </w:pPr>
+      <w:r>
+        <w:rPr/>
+        <w:t xml:space="preserve">    </w:t>
+      </w:r>
+      <w:r>
+        <w:rPr/>
+        <w:t>print(" | ".join(row))</w:t>
+      </w:r>
+    </w:p>
+    <w:p>
+      <w:pPr>
+        <w:pStyle w:val="Code"/>
+        <w:rPr/>
+      </w:pPr>
+      <w:r>
+        <w:rPr/>
+      </w:r>
+    </w:p>
+    <w:p>
+      <w:pPr>
+        <w:pStyle w:val="Code"/>
+        <w:rPr/>
+      </w:pPr>
+      <w:r>
+        <w:rPr/>
+        <w:t># Графік для 2.3.3</w:t>
+      </w:r>
+    </w:p>
+    <w:p>
+      <w:pPr>
+        <w:pStyle w:val="Code"/>
+        <w:rPr/>
+      </w:pPr>
+      <w:r>
+        <w:rPr/>
+        <w:t>plt.figure(figsize=(8, 5))</w:t>
+      </w:r>
+    </w:p>
+    <w:p>
+      <w:pPr>
+        <w:pStyle w:val="Code"/>
+        <w:rPr/>
+      </w:pPr>
+      <w:r>
+        <w:rPr/>
+        <w:t>for mult in dy_multipliers:</w:t>
+      </w:r>
+    </w:p>
+    <w:p>
+      <w:pPr>
+        <w:pStyle w:val="Code"/>
+        <w:rPr/>
+      </w:pPr>
+      <w:r>
+        <w:rPr/>
+        <w:t xml:space="preserve">    </w:t>
+      </w:r>
+      <w:r>
+        <w:rPr/>
+        <w:t>plt.plot(r_range, results_233[mult], marker="o", label=f"D[y] * {mult}")</w:t>
+      </w:r>
+    </w:p>
+    <w:p>
+      <w:pPr>
+        <w:pStyle w:val="Code"/>
+        <w:rPr/>
+      </w:pPr>
+      <w:r>
+        <w:rPr/>
+        <w:t>plt.title("Залежність дисперсії похибки прогнозу від коефіцієнта кореляції")</w:t>
+      </w:r>
+    </w:p>
+    <w:p>
+      <w:pPr>
+        <w:pStyle w:val="Code"/>
+        <w:rPr/>
+      </w:pPr>
+      <w:r>
+        <w:rPr/>
+        <w:t>plt.xlabel("|r|")</w:t>
+      </w:r>
+    </w:p>
+    <w:p>
+      <w:pPr>
+        <w:pStyle w:val="Code"/>
+        <w:rPr/>
+      </w:pPr>
+      <w:r>
+        <w:rPr/>
+        <w:t>plt.ylabel("Дисперсія похибки D[y|x]")</w:t>
+      </w:r>
+    </w:p>
+    <w:p>
+      <w:pPr>
+        <w:pStyle w:val="Code"/>
+        <w:rPr/>
+      </w:pPr>
+      <w:r>
+        <w:rPr/>
+        <w:t>plt.grid(True)</w:t>
+      </w:r>
+    </w:p>
+    <w:p>
+      <w:pPr>
+        <w:pStyle w:val="Code"/>
+        <w:rPr/>
+      </w:pPr>
+      <w:r>
+        <w:rPr/>
+        <w:t>plt.legend()</w:t>
+      </w:r>
+    </w:p>
+    <w:p>
+      <w:pPr>
+        <w:pStyle w:val="Code"/>
+        <w:rPr/>
+      </w:pPr>
+      <w:r>
+        <w:rPr/>
+        <w:t>plt.show()</w:t>
+      </w:r>
+    </w:p>
+    <w:p>
+      <w:pPr>
+        <w:pStyle w:val="Code"/>
+        <w:rPr/>
+      </w:pPr>
+      <w:r>
+        <w:rPr/>
+      </w:r>
+    </w:p>
+    <w:p>
+      <w:pPr>
+        <w:pStyle w:val="Code"/>
+        <w:rPr/>
+      </w:pPr>
+      <w:r>
+        <w:rPr/>
+        <w:t># --- 4. Завдання 2.3.4: Безумовна густина W(y) ---</w:t>
+      </w:r>
+    </w:p>
+    <w:p>
+      <w:pPr>
+        <w:pStyle w:val="Code"/>
+        <w:rPr/>
+      </w:pPr>
+      <w:r>
+        <w:rPr/>
+        <w:t>print(f"\n{'=' * 20} ЗАВДАННЯ 2.3.4 (Безумовна W(y)) {'=' * 20}")</w:t>
+      </w:r>
+    </w:p>
+    <w:p>
+      <w:pPr>
+        <w:pStyle w:val="Code"/>
+        <w:rPr/>
+      </w:pPr>
+      <w:r>
+        <w:rPr/>
+        <w:t># Точки: My, My +/- k*Sigma</w:t>
+      </w:r>
+    </w:p>
+    <w:p>
+      <w:pPr>
+        <w:pStyle w:val="Code"/>
+        <w:rPr/>
+      </w:pPr>
+      <w:r>
+        <w:rPr/>
+        <w:t>sigmas_steps = [0, 0.2, 0.4, 0.6, 0.8, 1.0, 2.0, 3.0]</w:t>
+      </w:r>
+    </w:p>
+    <w:p>
+      <w:pPr>
+        <w:pStyle w:val="Code"/>
+        <w:rPr/>
+      </w:pPr>
+      <w:r>
+        <w:rPr/>
+        <w:t># Генеруємо список точок y (симетрично)</w:t>
+      </w:r>
+    </w:p>
+    <w:p>
+      <w:pPr>
+        <w:pStyle w:val="Code"/>
+        <w:rPr/>
+      </w:pPr>
+      <w:r>
+        <w:rPr/>
+        <w:t>y_points_check = []</w:t>
+      </w:r>
+    </w:p>
+    <w:p>
+      <w:pPr>
+        <w:pStyle w:val="Code"/>
+        <w:rPr/>
+      </w:pPr>
+      <w:r>
+        <w:rPr/>
+        <w:t>for s in sigmas_steps:</w:t>
+      </w:r>
+    </w:p>
+    <w:p>
+      <w:pPr>
+        <w:pStyle w:val="Code"/>
+        <w:rPr/>
+      </w:pPr>
+      <w:r>
+        <w:rPr/>
+        <w:t xml:space="preserve">    </w:t>
+      </w:r>
+      <w:r>
+        <w:rPr/>
+        <w:t>if s == 0:</w:t>
+      </w:r>
+    </w:p>
+    <w:p>
+      <w:pPr>
+        <w:pStyle w:val="Code"/>
+        <w:rPr/>
+      </w:pPr>
+      <w:r>
+        <w:rPr/>
+        <w:t xml:space="preserve">        </w:t>
+      </w:r>
+      <w:r>
+        <w:rPr/>
+        <w:t>y_points_check.append(M_Y)</w:t>
+      </w:r>
+    </w:p>
+    <w:p>
+      <w:pPr>
+        <w:pStyle w:val="Code"/>
+        <w:rPr/>
+      </w:pPr>
+      <w:r>
+        <w:rPr/>
+        <w:t xml:space="preserve">    </w:t>
+      </w:r>
+      <w:r>
+        <w:rPr/>
+        <w:t>else:</w:t>
+      </w:r>
+    </w:p>
+    <w:p>
+      <w:pPr>
+        <w:pStyle w:val="Code"/>
+        <w:rPr/>
+      </w:pPr>
+      <w:r>
+        <w:rPr/>
+        <w:t xml:space="preserve">        </w:t>
+      </w:r>
+      <w:r>
+        <w:rPr/>
+        <w:t>y_points_check.append(M_Y - s * SIGMA_Y)</w:t>
+      </w:r>
+    </w:p>
+    <w:p>
+      <w:pPr>
+        <w:pStyle w:val="Code"/>
+        <w:rPr/>
+      </w:pPr>
+      <w:r>
+        <w:rPr/>
+        <w:t xml:space="preserve">        </w:t>
+      </w:r>
+      <w:r>
+        <w:rPr/>
+        <w:t>y_points_check.append(M_Y + s * SIGMA_Y)</w:t>
+      </w:r>
+    </w:p>
+    <w:p>
+      <w:pPr>
+        <w:pStyle w:val="Code"/>
+        <w:rPr/>
+      </w:pPr>
+      <w:r>
+        <w:rPr/>
+        <w:t>y_points_check = sorted(list(set(y_points_check)))</w:t>
+      </w:r>
+    </w:p>
+    <w:p>
+      <w:pPr>
+        <w:pStyle w:val="Code"/>
+        <w:rPr/>
+      </w:pPr>
+      <w:r>
+        <w:rPr/>
+      </w:r>
+    </w:p>
+    <w:p>
+      <w:pPr>
+        <w:pStyle w:val="Code"/>
+        <w:rPr/>
+      </w:pPr>
+      <w:r>
+        <w:rPr/>
+        <w:t>print(f"{'Y':&lt;10} | {'W(y)':&lt;10}")</w:t>
+      </w:r>
+    </w:p>
+    <w:p>
+      <w:pPr>
+        <w:pStyle w:val="Code"/>
+        <w:rPr/>
+      </w:pPr>
+      <w:r>
+        <w:rPr/>
+        <w:t>print("-" * 25)</w:t>
+      </w:r>
+    </w:p>
+    <w:p>
+      <w:pPr>
+        <w:pStyle w:val="Code"/>
+        <w:rPr/>
+      </w:pPr>
+      <w:r>
+        <w:rPr/>
+        <w:t>for y_val in y_points_check:</w:t>
+      </w:r>
+    </w:p>
+    <w:p>
+      <w:pPr>
+        <w:pStyle w:val="Code"/>
+        <w:rPr/>
+      </w:pPr>
+      <w:r>
+        <w:rPr/>
+        <w:t xml:space="preserve">    </w:t>
+      </w:r>
+      <w:r>
+        <w:rPr/>
+        <w:t>w_val = gaussian_pdf(y_val, M_Y, SIGMA_Y**2)</w:t>
+      </w:r>
+    </w:p>
+    <w:p>
+      <w:pPr>
+        <w:pStyle w:val="Code"/>
+        <w:rPr/>
+      </w:pPr>
+      <w:r>
+        <w:rPr/>
+        <w:t xml:space="preserve">    </w:t>
+      </w:r>
+      <w:r>
+        <w:rPr/>
+        <w:t>print(f"{y_val:&lt;10.2f} | {w_val:&lt;10.4f}")</w:t>
+      </w:r>
+    </w:p>
+    <w:p>
+      <w:pPr>
+        <w:pStyle w:val="Code"/>
+        <w:rPr/>
+      </w:pPr>
+      <w:r>
+        <w:rPr/>
+      </w:r>
+    </w:p>
+    <w:p>
+      <w:pPr>
+        <w:pStyle w:val="Code"/>
+        <w:rPr/>
+      </w:pPr>
+      <w:r>
+        <w:rPr/>
+      </w:r>
+    </w:p>
+    <w:p>
+      <w:pPr>
+        <w:pStyle w:val="Code"/>
+        <w:rPr/>
+      </w:pPr>
+      <w:r>
+        <w:rPr/>
+        <w:t># --- 5. Завдання 2.3.5 &amp; 2.3.6: Умовні густини W(y/x) ---</w:t>
+      </w:r>
+    </w:p>
+    <w:p>
+      <w:pPr>
+        <w:pStyle w:val="Code"/>
+        <w:rPr/>
+      </w:pPr>
+      <w:r>
+        <w:rPr/>
+        <w:t>print(f"\n{'=' * 20} ЗАВДАННЯ 2.3.5 (Умовні W(y|x)) {'=' * 20}")</w:t>
+      </w:r>
+    </w:p>
+    <w:p>
+      <w:pPr>
+        <w:pStyle w:val="Code"/>
+        <w:rPr/>
+      </w:pPr>
+      <w:r>
+        <w:rPr/>
+        <w:t># Розрахунок для R1 та R2, та для всіх X</w:t>
+      </w:r>
+    </w:p>
+    <w:p>
+      <w:pPr>
+        <w:pStyle w:val="Code"/>
+        <w:rPr/>
+      </w:pPr>
+      <w:r>
+        <w:rPr/>
+        <w:t>correlations = [R1, R2]</w:t>
+      </w:r>
+    </w:p>
+    <w:p>
+      <w:pPr>
+        <w:pStyle w:val="Code"/>
+        <w:rPr/>
+      </w:pPr>
+      <w:r>
+        <w:rPr/>
+        <w:t>plt.figure(figsize=(12, 6))</w:t>
+      </w:r>
+    </w:p>
+    <w:p>
+      <w:pPr>
+        <w:pStyle w:val="Code"/>
+        <w:rPr/>
+      </w:pPr>
+      <w:r>
+        <w:rPr/>
+      </w:r>
+    </w:p>
+    <w:p>
+      <w:pPr>
+        <w:pStyle w:val="Code"/>
+        <w:rPr/>
+      </w:pPr>
+      <w:r>
+        <w:rPr/>
+        <w:t># Побудова графіків (Завдання 2.3.6)</w:t>
+      </w:r>
+    </w:p>
+    <w:p>
+      <w:pPr>
+        <w:pStyle w:val="Code"/>
+        <w:rPr/>
+      </w:pPr>
+      <w:r>
+        <w:rPr/>
+        <w:t># Спочатку малюємо безумовну W(y) для порівняння</w:t>
+      </w:r>
+    </w:p>
+    <w:p>
+      <w:pPr>
+        <w:pStyle w:val="Code"/>
+        <w:rPr/>
+      </w:pPr>
+      <w:r>
+        <w:rPr/>
+        <w:t>y_axis = np.linspace(M_Y - 4 * SIGMA_Y, M_Y + 4 * SIGMA_Y, 200)</w:t>
+      </w:r>
+    </w:p>
+    <w:p>
+      <w:pPr>
+        <w:pStyle w:val="Code"/>
+        <w:rPr/>
+      </w:pPr>
+      <w:r>
+        <w:rPr/>
+        <w:t>plt.plot(</w:t>
+      </w:r>
+    </w:p>
+    <w:p>
+      <w:pPr>
+        <w:pStyle w:val="Code"/>
+        <w:rPr/>
+      </w:pPr>
+      <w:r>
+        <w:rPr/>
+        <w:t xml:space="preserve">    </w:t>
+      </w:r>
+      <w:r>
+        <w:rPr/>
+        <w:t>y_axis,</w:t>
+      </w:r>
+    </w:p>
+    <w:p>
+      <w:pPr>
+        <w:pStyle w:val="Code"/>
+        <w:rPr/>
+      </w:pPr>
+      <w:r>
+        <w:rPr/>
+        <w:t xml:space="preserve">    </w:t>
+      </w:r>
+      <w:r>
+        <w:rPr/>
+        <w:t>gaussian_pdf(y_axis, M_Y, SIGMA_Y**2),</w:t>
+      </w:r>
+    </w:p>
+    <w:p>
+      <w:pPr>
+        <w:pStyle w:val="Code"/>
+        <w:rPr/>
+      </w:pPr>
+      <w:r>
+        <w:rPr/>
+        <w:t xml:space="preserve">    </w:t>
+      </w:r>
+      <w:r>
+        <w:rPr/>
+        <w:t>"k--",</w:t>
+      </w:r>
+    </w:p>
+    <w:p>
+      <w:pPr>
+        <w:pStyle w:val="Code"/>
+        <w:rPr/>
+      </w:pPr>
+      <w:r>
+        <w:rPr/>
+        <w:t xml:space="preserve">    </w:t>
+      </w:r>
+      <w:r>
+        <w:rPr/>
+        <w:t>linewidth=2,</w:t>
+      </w:r>
+    </w:p>
+    <w:p>
+      <w:pPr>
+        <w:pStyle w:val="Code"/>
+        <w:rPr/>
+      </w:pPr>
+      <w:r>
+        <w:rPr/>
+        <w:t xml:space="preserve">    </w:t>
+      </w:r>
+      <w:r>
+        <w:rPr/>
+        <w:t>label="Безумовна W(y)",</w:t>
+      </w:r>
+    </w:p>
+    <w:p>
+      <w:pPr>
+        <w:pStyle w:val="Code"/>
+        <w:rPr/>
+      </w:pPr>
+      <w:r>
+        <w:rPr/>
+        <w:t>)</w:t>
+      </w:r>
+    </w:p>
+    <w:p>
+      <w:pPr>
+        <w:pStyle w:val="Code"/>
+        <w:rPr/>
+      </w:pPr>
+      <w:r>
+        <w:rPr/>
+      </w:r>
+    </w:p>
+    <w:p>
+      <w:pPr>
+        <w:pStyle w:val="Code"/>
+        <w:rPr/>
+      </w:pPr>
+      <w:r>
+        <w:rPr/>
+        <w:t>colors = ["b", "g", "r", "c"]  # для різних X</w:t>
+      </w:r>
+    </w:p>
+    <w:p>
+      <w:pPr>
+        <w:pStyle w:val="Code"/>
+        <w:rPr/>
+      </w:pPr>
+      <w:r>
+        <w:rPr/>
+      </w:r>
+    </w:p>
+    <w:p>
+      <w:pPr>
+        <w:pStyle w:val="Code"/>
+        <w:rPr/>
+      </w:pPr>
+      <w:r>
+        <w:rPr/>
+        <w:t>for r_idx, r_val in enumerate(correlations):</w:t>
+      </w:r>
+    </w:p>
+    <w:p>
+      <w:pPr>
+        <w:pStyle w:val="Code"/>
+        <w:rPr/>
+      </w:pPr>
+      <w:r>
+        <w:rPr/>
+        <w:t xml:space="preserve">    </w:t>
+      </w:r>
+      <w:r>
+        <w:rPr/>
+        <w:t>print(f"\n--- Кореляція r = {r_val} ---")</w:t>
+      </w:r>
+    </w:p>
+    <w:p>
+      <w:pPr>
+        <w:pStyle w:val="Code"/>
+        <w:rPr/>
+      </w:pPr>
+      <w:r>
+        <w:rPr/>
+        <w:t xml:space="preserve">    </w:t>
+      </w:r>
+      <w:r>
+        <w:rPr/>
+        <w:t>print(f"{'X(j)':&lt;6} | {'M[y|x]':&lt;8} | {'Sigma[y|x]':&lt;10} | {'D[y|x]':&lt;8}")</w:t>
+      </w:r>
+    </w:p>
+    <w:p>
+      <w:pPr>
+        <w:pStyle w:val="Code"/>
+        <w:rPr/>
+      </w:pPr>
+      <w:r>
+        <w:rPr/>
+      </w:r>
+    </w:p>
+    <w:p>
+      <w:pPr>
+        <w:pStyle w:val="Code"/>
+        <w:rPr/>
+      </w:pPr>
+      <w:r>
+        <w:rPr/>
+        <w:t xml:space="preserve">    </w:t>
+      </w:r>
+      <w:r>
+        <w:rPr/>
+        <w:t>for i, x_val in enumerate(X_VALS):</w:t>
+      </w:r>
+    </w:p>
+    <w:p>
+      <w:pPr>
+        <w:pStyle w:val="Code"/>
+        <w:rPr/>
+      </w:pPr>
+      <w:r>
+        <w:rPr/>
+        <w:t xml:space="preserve">        </w:t>
+      </w:r>
+      <w:r>
+        <w:rPr/>
+        <w:t>m_cond, d_cond = get_cond_stats(x_val, r_val)</w:t>
+      </w:r>
+    </w:p>
+    <w:p>
+      <w:pPr>
+        <w:pStyle w:val="Code"/>
+        <w:rPr/>
+      </w:pPr>
+      <w:r>
+        <w:rPr/>
+        <w:t xml:space="preserve">        </w:t>
+      </w:r>
+      <w:r>
+        <w:rPr/>
+        <w:t>s_cond = np.sqrt(d_cond)</w:t>
+      </w:r>
+    </w:p>
+    <w:p>
+      <w:pPr>
+        <w:pStyle w:val="Code"/>
+        <w:rPr/>
+      </w:pPr>
+      <w:r>
+        <w:rPr/>
+      </w:r>
+    </w:p>
+    <w:p>
+      <w:pPr>
+        <w:pStyle w:val="Code"/>
+        <w:rPr/>
+      </w:pPr>
+      <w:r>
+        <w:rPr/>
+        <w:t xml:space="preserve">        </w:t>
+      </w:r>
+      <w:r>
+        <w:rPr/>
+        <w:t>print(f"{x_val:&lt;6.1f} | {m_cond:&lt;8.2f} | {s_cond:&lt;10.3f} | {d_cond:&lt;8.3f}")</w:t>
+      </w:r>
+    </w:p>
+    <w:p>
+      <w:pPr>
+        <w:pStyle w:val="Code"/>
+        <w:rPr/>
+      </w:pPr>
+      <w:r>
+        <w:rPr/>
+      </w:r>
+    </w:p>
+    <w:p>
+      <w:pPr>
+        <w:pStyle w:val="Code"/>
+        <w:rPr/>
+      </w:pPr>
+      <w:r>
+        <w:rPr/>
+        <w:t xml:space="preserve">        </w:t>
+      </w:r>
+      <w:r>
+        <w:rPr/>
+        <w:t># Графік умовної щільності</w:t>
+      </w:r>
+    </w:p>
+    <w:p>
+      <w:pPr>
+        <w:pStyle w:val="Code"/>
+        <w:rPr/>
+      </w:pPr>
+      <w:r>
+        <w:rPr/>
+        <w:t xml:space="preserve">        </w:t>
+      </w:r>
+      <w:r>
+        <w:rPr/>
+        <w:t>if (</w:t>
+      </w:r>
+    </w:p>
+    <w:p>
+      <w:pPr>
+        <w:pStyle w:val="Code"/>
+        <w:rPr/>
+      </w:pPr>
+      <w:r>
+        <w:rPr/>
+        <w:t xml:space="preserve">            </w:t>
+      </w:r>
+      <w:r>
+        <w:rPr/>
+        <w:t>r_val == R1</w:t>
+      </w:r>
+    </w:p>
+    <w:p>
+      <w:pPr>
+        <w:pStyle w:val="Code"/>
+        <w:rPr/>
+      </w:pPr>
+      <w:r>
+        <w:rPr/>
+        <w:t xml:space="preserve">        </w:t>
+      </w:r>
+      <w:r>
+        <w:rPr/>
+        <w:t>):  # Малюємо тільки для R1 щоб не перевантажувати графік, або можна розділити</w:t>
+      </w:r>
+    </w:p>
+    <w:p>
+      <w:pPr>
+        <w:pStyle w:val="Code"/>
+        <w:rPr/>
+      </w:pPr>
+      <w:r>
+        <w:rPr/>
+        <w:t xml:space="preserve">            </w:t>
+      </w:r>
+      <w:r>
+        <w:rPr/>
+        <w:t>label = f"W(y|x={x_val}), r={r_val}"</w:t>
+      </w:r>
+    </w:p>
+    <w:p>
+      <w:pPr>
+        <w:pStyle w:val="Code"/>
+        <w:rPr/>
+      </w:pPr>
+      <w:r>
+        <w:rPr/>
+        <w:t xml:space="preserve">            </w:t>
+      </w:r>
+      <w:r>
+        <w:rPr/>
+        <w:t>plt.plot(</w:t>
+      </w:r>
+    </w:p>
+    <w:p>
+      <w:pPr>
+        <w:pStyle w:val="Code"/>
+        <w:rPr/>
+      </w:pPr>
+      <w:r>
+        <w:rPr/>
+        <w:t xml:space="preserve">                </w:t>
+      </w:r>
+      <w:r>
+        <w:rPr/>
+        <w:t>y_axis,</w:t>
+      </w:r>
+    </w:p>
+    <w:p>
+      <w:pPr>
+        <w:pStyle w:val="Code"/>
+        <w:rPr/>
+      </w:pPr>
+      <w:r>
+        <w:rPr/>
+        <w:t xml:space="preserve">                </w:t>
+      </w:r>
+      <w:r>
+        <w:rPr/>
+        <w:t>gaussian_pdf(y_axis, m_cond, d_cond),</w:t>
+      </w:r>
+    </w:p>
+    <w:p>
+      <w:pPr>
+        <w:pStyle w:val="Code"/>
+        <w:rPr/>
+      </w:pPr>
+      <w:r>
+        <w:rPr/>
+        <w:t xml:space="preserve">                </w:t>
+      </w:r>
+      <w:r>
+        <w:rPr/>
+        <w:t>color=colors[i],</w:t>
+      </w:r>
+    </w:p>
+    <w:p>
+      <w:pPr>
+        <w:pStyle w:val="Code"/>
+        <w:rPr/>
+      </w:pPr>
+      <w:r>
+        <w:rPr/>
+        <w:t xml:space="preserve">                </w:t>
+      </w:r>
+      <w:r>
+        <w:rPr/>
+        <w:t>label=label,</w:t>
+      </w:r>
+    </w:p>
+    <w:p>
+      <w:pPr>
+        <w:pStyle w:val="Code"/>
+        <w:rPr/>
+      </w:pPr>
+      <w:r>
+        <w:rPr/>
+        <w:t xml:space="preserve">            </w:t>
+      </w:r>
+      <w:r>
+        <w:rPr/>
+        <w:t>)</w:t>
+      </w:r>
+    </w:p>
+    <w:p>
+      <w:pPr>
+        <w:pStyle w:val="Code"/>
+        <w:rPr/>
+      </w:pPr>
+      <w:r>
+        <w:rPr/>
+      </w:r>
+    </w:p>
+    <w:p>
+      <w:pPr>
+        <w:pStyle w:val="Code"/>
+        <w:rPr/>
+      </w:pPr>
+      <w:r>
+        <w:rPr/>
+        <w:t>plt.title(f"Умовні густини розподілу (для r={R1}) порівняно з безумовною")</w:t>
+      </w:r>
+    </w:p>
+    <w:p>
+      <w:pPr>
+        <w:pStyle w:val="Code"/>
+        <w:rPr/>
+      </w:pPr>
+      <w:r>
+        <w:rPr/>
+        <w:t>plt.xlabel("Y")</w:t>
+      </w:r>
+    </w:p>
+    <w:p>
+      <w:pPr>
+        <w:pStyle w:val="Code"/>
+        <w:rPr/>
+      </w:pPr>
+      <w:r>
+        <w:rPr/>
+        <w:t>plt.ylabel("W")</w:t>
+      </w:r>
+    </w:p>
+    <w:p>
+      <w:pPr>
+        <w:pStyle w:val="Code"/>
+        <w:rPr/>
+      </w:pPr>
+      <w:r>
+        <w:rPr/>
+        <w:t>plt.legend()</w:t>
+      </w:r>
+    </w:p>
+    <w:p>
+      <w:pPr>
+        <w:pStyle w:val="Code"/>
+        <w:rPr/>
+      </w:pPr>
+      <w:r>
+        <w:rPr/>
+        <w:t>plt.grid(True)</w:t>
+      </w:r>
+    </w:p>
+    <w:p>
+      <w:pPr>
+        <w:pStyle w:val="Code"/>
+        <w:rPr/>
+      </w:pPr>
+      <w:r>
+        <w:rPr/>
+        <w:t>plt.show()</w:t>
+      </w:r>
+    </w:p>
+    <w:p>
+      <w:pPr>
+        <w:pStyle w:val="Code"/>
+        <w:rPr/>
+      </w:pPr>
+      <w:r>
+        <w:rPr/>
+      </w:r>
+    </w:p>
+    <w:p>
+      <w:pPr>
+        <w:pStyle w:val="Code"/>
+        <w:rPr/>
+      </w:pPr>
+      <w:r>
+        <w:rPr/>
+        <w:t># --- 6. Завдання 2.3.7, 2.3.8, 2.3.9: Оптимізація ---</w:t>
+      </w:r>
+    </w:p>
+    <w:p>
+      <w:pPr>
+        <w:pStyle w:val="Code"/>
+        <w:rPr/>
+      </w:pPr>
+      <w:r>
+        <w:rPr/>
+        <w:t>print(f"\n{'=' * 20} ЗАВДАННЯ 2.3.7 - 2.3.9 (Оптимізація) {'=' * 20}")</w:t>
+      </w:r>
+    </w:p>
+    <w:p>
+      <w:pPr>
+        <w:pStyle w:val="Code"/>
+        <w:rPr/>
+      </w:pPr>
+      <w:r>
+        <w:rPr/>
+      </w:r>
+    </w:p>
+    <w:p>
+      <w:pPr>
+        <w:pStyle w:val="Code"/>
+        <w:rPr/>
+      </w:pPr>
+      <w:r>
+        <w:rPr/>
+        <w:t># Вибираємо X(2) згідно завдання</w:t>
+      </w:r>
+    </w:p>
+    <w:p>
+      <w:pPr>
+        <w:pStyle w:val="Code"/>
+        <w:rPr/>
+      </w:pPr>
+      <w:r>
+        <w:rPr/>
+        <w:t>X_target = X_VALS[1]  # 11.4</w:t>
+      </w:r>
+    </w:p>
+    <w:p>
+      <w:pPr>
+        <w:pStyle w:val="Code"/>
+        <w:rPr/>
+      </w:pPr>
+      <w:r>
+        <w:rPr/>
+        <w:t>R_target = R1  # -0.7</w:t>
+      </w:r>
+    </w:p>
+    <w:p>
+      <w:pPr>
+        <w:pStyle w:val="Code"/>
+        <w:rPr/>
+      </w:pPr>
+      <w:r>
+        <w:rPr/>
+      </w:r>
+    </w:p>
+    <w:p>
+      <w:pPr>
+        <w:pStyle w:val="Code"/>
+        <w:rPr/>
+      </w:pPr>
+      <w:r>
+        <w:rPr/>
+      </w:r>
+    </w:p>
+    <w:p>
+      <w:pPr>
+        <w:pStyle w:val="Code"/>
+        <w:rPr/>
+      </w:pPr>
+      <w:r>
+        <w:rPr/>
+        <w:t># Функція для мінімізації (мінус густина), оскільки методи шукають мінімум</w:t>
+      </w:r>
+    </w:p>
+    <w:p>
+      <w:pPr>
+        <w:pStyle w:val="Code"/>
+        <w:rPr/>
+      </w:pPr>
+      <w:r>
+        <w:rPr/>
+        <w:t># Ми шукаємо максимум W(y|x) по Y при фіксованому X</w:t>
+      </w:r>
+    </w:p>
+    <w:p>
+      <w:pPr>
+        <w:pStyle w:val="Code"/>
+        <w:rPr/>
+      </w:pPr>
+      <w:r>
+        <w:rPr/>
+        <w:t>def func_to_minimize(y):</w:t>
+      </w:r>
+    </w:p>
+    <w:p>
+      <w:pPr>
+        <w:pStyle w:val="Code"/>
+        <w:rPr/>
+      </w:pPr>
+      <w:r>
+        <w:rPr/>
+        <w:t xml:space="preserve">    </w:t>
+      </w:r>
+      <w:r>
+        <w:rPr/>
+        <w:t># Використовуємо спільну густину, бо максимізація W(x,y) по y еквівалентна максимізації W(y|x)</w:t>
+      </w:r>
+    </w:p>
+    <w:p>
+      <w:pPr>
+        <w:pStyle w:val="Code"/>
+        <w:rPr/>
+      </w:pPr>
+      <w:r>
+        <w:rPr/>
+        <w:t xml:space="preserve">    </w:t>
+      </w:r>
+      <w:r>
+        <w:rPr/>
+        <w:t>return -1 * bivariate_pdf(X_target, y, R_target)</w:t>
+      </w:r>
+    </w:p>
+    <w:p>
+      <w:pPr>
+        <w:pStyle w:val="Code"/>
+        <w:rPr/>
+      </w:pPr>
+      <w:r>
+        <w:rPr/>
+      </w:r>
+    </w:p>
+    <w:p>
+      <w:pPr>
+        <w:pStyle w:val="Code"/>
+        <w:rPr/>
+      </w:pPr>
+      <w:r>
+        <w:rPr/>
+      </w:r>
+    </w:p>
+    <w:p>
+      <w:pPr>
+        <w:pStyle w:val="Code"/>
+        <w:rPr/>
+      </w:pPr>
+      <w:r>
+        <w:rPr/>
+        <w:t># Точне аналітичне рішення (Завдання 2.3.8)</w:t>
+      </w:r>
+    </w:p>
+    <w:p>
+      <w:pPr>
+        <w:pStyle w:val="Code"/>
+        <w:rPr/>
+      </w:pPr>
+      <w:r>
+        <w:rPr/>
+        <w:t>true_optimal_y, _ = get_cond_stats(X_target, R_target)</w:t>
+      </w:r>
+    </w:p>
+    <w:p>
+      <w:pPr>
+        <w:pStyle w:val="Code"/>
+        <w:rPr/>
+      </w:pPr>
+      <w:r>
+        <w:rPr/>
+        <w:t>print(f"Аналітичне рішення (точне M[y|x]): {true_optimal_y:.6f}")</w:t>
+      </w:r>
+    </w:p>
+    <w:p>
+      <w:pPr>
+        <w:pStyle w:val="Code"/>
+        <w:rPr/>
+      </w:pPr>
+      <w:r>
+        <w:rPr/>
+      </w:r>
+    </w:p>
+    <w:p>
+      <w:pPr>
+        <w:pStyle w:val="Code"/>
+        <w:rPr/>
+      </w:pPr>
+      <w:r>
+        <w:rPr/>
+        <w:t># 1. Метод розподілу інтервалу навпіл (Bisection) - для пошуку нуля похідної</w:t>
+      </w:r>
+    </w:p>
+    <w:p>
+      <w:pPr>
+        <w:pStyle w:val="Code"/>
+        <w:rPr/>
+      </w:pPr>
+      <w:r>
+        <w:rPr/>
+        <w:t># Або можна використати `minimize_scalar` з методом 'bounded' як аналог</w:t>
+      </w:r>
+    </w:p>
+    <w:p>
+      <w:pPr>
+        <w:pStyle w:val="Code"/>
+        <w:rPr/>
+      </w:pPr>
+      <w:r>
+        <w:rPr/>
+        <w:t>res_bisection = minimize_scalar(func_to_minimize, bounds=(10, 30), method="bounded")</w:t>
+      </w:r>
+    </w:p>
+    <w:p>
+      <w:pPr>
+        <w:pStyle w:val="Code"/>
+        <w:rPr/>
+      </w:pPr>
+      <w:r>
+        <w:rPr/>
+        <w:t>y_bisect = res_bisection.x</w:t>
+      </w:r>
+    </w:p>
+    <w:p>
+      <w:pPr>
+        <w:pStyle w:val="Code"/>
+        <w:rPr/>
+      </w:pPr>
+      <w:r>
+        <w:rPr/>
+      </w:r>
+    </w:p>
+    <w:p>
+      <w:pPr>
+        <w:pStyle w:val="Code"/>
+        <w:rPr/>
+      </w:pPr>
+      <w:r>
+        <w:rPr/>
+        <w:t># 2. Метод Пауела (Powell)</w:t>
+      </w:r>
+    </w:p>
+    <w:p>
+      <w:pPr>
+        <w:pStyle w:val="Code"/>
+        <w:rPr/>
+      </w:pPr>
+      <w:r>
+        <w:rPr/>
+        <w:t>res_powell = minimize_scalar(</w:t>
+      </w:r>
+    </w:p>
+    <w:p>
+      <w:pPr>
+        <w:pStyle w:val="Code"/>
+        <w:rPr/>
+      </w:pPr>
+      <w:r>
+        <w:rPr/>
+        <w:t xml:space="preserve">    </w:t>
+      </w:r>
+      <w:r>
+        <w:rPr/>
+        <w:t>func_to_minimize, method="brent"</w:t>
+      </w:r>
+    </w:p>
+    <w:p>
+      <w:pPr>
+        <w:pStyle w:val="Code"/>
+        <w:rPr/>
+      </w:pPr>
+      <w:r>
+        <w:rPr/>
+        <w:t>)  # Brent - це покращений метод, схожий на Powell для 1D</w:t>
+      </w:r>
+    </w:p>
+    <w:p>
+      <w:pPr>
+        <w:pStyle w:val="Code"/>
+        <w:rPr/>
+      </w:pPr>
+      <w:r>
+        <w:rPr/>
+        <w:t># Для строгого слідування назві "Powell" треба використовувати scipy.optimize.minimize для багатовимірних,</w:t>
+      </w:r>
+    </w:p>
+    <w:p>
+      <w:pPr>
+        <w:pStyle w:val="Code"/>
+        <w:rPr/>
+      </w:pPr>
+      <w:r>
+        <w:rPr/>
+        <w:t># але для 1D це надлишково. Використаємо 'Golden' або 'Brent' як стандартні 1D методи.</w:t>
+      </w:r>
+    </w:p>
+    <w:p>
+      <w:pPr>
+        <w:pStyle w:val="Code"/>
+        <w:rPr/>
+      </w:pPr>
+      <w:r>
+        <w:rPr/>
+        <w:t># Але якщо потрібно саме ітеративний пошук мінімуму:</w:t>
+      </w:r>
+    </w:p>
+    <w:p>
+      <w:pPr>
+        <w:pStyle w:val="Code"/>
+        <w:rPr/>
+      </w:pPr>
+      <w:r>
+        <w:rPr/>
+        <w:t>from scipy.optimize import minimize</w:t>
+      </w:r>
+    </w:p>
+    <w:p>
+      <w:pPr>
+        <w:pStyle w:val="Code"/>
+        <w:rPr/>
+      </w:pPr>
+      <w:r>
+        <w:rPr/>
+      </w:r>
+    </w:p>
+    <w:p>
+      <w:pPr>
+        <w:pStyle w:val="Code"/>
+        <w:rPr/>
+      </w:pPr>
+      <w:r>
+        <w:rPr/>
+        <w:t>res_powell_real = minimize(func_to_minimize, x0=20.0, method="Powell")</w:t>
+      </w:r>
+    </w:p>
+    <w:p>
+      <w:pPr>
+        <w:pStyle w:val="Code"/>
+        <w:rPr/>
+      </w:pPr>
+      <w:r>
+        <w:rPr/>
+        <w:t>y_powell = res_powell_real.x[0]</w:t>
+      </w:r>
+    </w:p>
+    <w:p>
+      <w:pPr>
+        <w:pStyle w:val="Code"/>
+        <w:rPr/>
+      </w:pPr>
+      <w:r>
+        <w:rPr/>
+      </w:r>
+    </w:p>
+    <w:p>
+      <w:pPr>
+        <w:pStyle w:val="Code"/>
+        <w:rPr/>
+      </w:pPr>
+      <w:r>
+        <w:rPr/>
+      </w:r>
+    </w:p>
+    <w:p>
+      <w:pPr>
+        <w:pStyle w:val="Code"/>
+        <w:rPr/>
+      </w:pPr>
+      <w:r>
+        <w:rPr/>
+        <w:t># 3. Метод Ньютона-Рафсона (Newton-Raphson)</w:t>
+      </w:r>
+    </w:p>
+    <w:p>
+      <w:pPr>
+        <w:pStyle w:val="Code"/>
+        <w:rPr/>
+      </w:pPr>
+      <w:r>
+        <w:rPr/>
+        <w:t># Ньютон шукає корінь рівняння f(x)=0. Нам потрібен корінь ПОХІДНОЇ густини.</w:t>
+      </w:r>
+    </w:p>
+    <w:p>
+      <w:pPr>
+        <w:pStyle w:val="Code"/>
+        <w:rPr/>
+      </w:pPr>
+      <w:r>
+        <w:rPr/>
+        <w:t># Похідна W(x,y) по y дорівнює 0, коли y = M[y|x].</w:t>
+      </w:r>
+    </w:p>
+    <w:p>
+      <w:pPr>
+        <w:pStyle w:val="Code"/>
+        <w:rPr/>
+      </w:pPr>
+      <w:r>
+        <w:rPr/>
+        <w:t># Визначимо похідну аналітично або чисельно. Для Ньютона зручніше взяти аналітичне значення.</w:t>
+      </w:r>
+    </w:p>
+    <w:p>
+      <w:pPr>
+        <w:pStyle w:val="Code"/>
+        <w:rPr/>
+      </w:pPr>
+      <w:r>
+        <w:rPr/>
+        <w:t># f'(y) ~ -(y - M_cond). Корінь очевидний, але запустимо метод.</w:t>
+      </w:r>
+    </w:p>
+    <w:p>
+      <w:pPr>
+        <w:pStyle w:val="Code"/>
+        <w:rPr/>
+      </w:pPr>
+      <w:r>
+        <w:rPr/>
+        <w:t>def derivative_func(y):</w:t>
+      </w:r>
+    </w:p>
+    <w:p>
+      <w:pPr>
+        <w:pStyle w:val="Code"/>
+        <w:rPr/>
+      </w:pPr>
+      <w:r>
+        <w:rPr/>
+        <w:t xml:space="preserve">    </w:t>
+      </w:r>
+      <w:r>
+        <w:rPr/>
+        <w:t># Повертає наближене значення похідної (різницева схема)</w:t>
+      </w:r>
+    </w:p>
+    <w:p>
+      <w:pPr>
+        <w:pStyle w:val="Code"/>
+        <w:rPr/>
+      </w:pPr>
+      <w:r>
+        <w:rPr/>
+        <w:t xml:space="preserve">    </w:t>
+      </w:r>
+      <w:r>
+        <w:rPr/>
+        <w:t>h = 1e-5</w:t>
+      </w:r>
+    </w:p>
+    <w:p>
+      <w:pPr>
+        <w:pStyle w:val="Code"/>
+        <w:rPr/>
+      </w:pPr>
+      <w:r>
+        <w:rPr/>
+        <w:t xml:space="preserve">    </w:t>
+      </w:r>
+      <w:r>
+        <w:rPr/>
+        <w:t>return (func_to_minimize(y + h) - func_to_minimize(y)) / h</w:t>
+      </w:r>
+    </w:p>
+    <w:p>
+      <w:pPr>
+        <w:pStyle w:val="Code"/>
+        <w:rPr/>
+      </w:pPr>
+      <w:r>
+        <w:rPr/>
+      </w:r>
+    </w:p>
+    <w:p>
+      <w:pPr>
+        <w:pStyle w:val="Code"/>
+        <w:rPr/>
+      </w:pPr>
+      <w:r>
+        <w:rPr/>
+      </w:r>
+    </w:p>
+    <w:p>
+      <w:pPr>
+        <w:pStyle w:val="Code"/>
+        <w:rPr/>
+      </w:pPr>
+      <w:r>
+        <w:rPr/>
+        <w:t>y_newton = newton(derivative_func, x0=19.0)</w:t>
+      </w:r>
+    </w:p>
+    <w:p>
+      <w:pPr>
+        <w:pStyle w:val="Code"/>
+        <w:rPr/>
+      </w:pPr>
+      <w:r>
+        <w:rPr/>
+      </w:r>
+    </w:p>
+    <w:p>
+      <w:pPr>
+        <w:pStyle w:val="Code"/>
+        <w:rPr/>
+      </w:pPr>
+      <w:r>
+        <w:rPr/>
+        <w:t>print("-" * 60)</w:t>
+      </w:r>
+    </w:p>
+    <w:p>
+      <w:pPr>
+        <w:pStyle w:val="Code"/>
+        <w:rPr/>
+      </w:pPr>
+      <w:r>
+        <w:rPr/>
+        <w:t>print(</w:t>
+      </w:r>
+    </w:p>
+    <w:p>
+      <w:pPr>
+        <w:pStyle w:val="Code"/>
+        <w:rPr/>
+      </w:pPr>
+      <w:r>
+        <w:rPr/>
+        <w:t xml:space="preserve">    </w:t>
+      </w:r>
+      <w:r>
+        <w:rPr/>
+        <w:t>f"{'Метод':&lt;20} | {'Значення Y*':&lt;15} | {'Абс. похибка':&lt;15} | {'Відн. похибка (%)':&lt;15}"</w:t>
+      </w:r>
+    </w:p>
+    <w:p>
+      <w:pPr>
+        <w:pStyle w:val="Code"/>
+        <w:rPr/>
+      </w:pPr>
+      <w:r>
+        <w:rPr/>
+        <w:t>)</w:t>
+      </w:r>
+    </w:p>
+    <w:p>
+      <w:pPr>
+        <w:pStyle w:val="Code"/>
+        <w:rPr/>
+      </w:pPr>
+      <w:r>
+        <w:rPr/>
+        <w:t>print("-" * 60)</w:t>
+      </w:r>
+    </w:p>
+    <w:p>
+      <w:pPr>
+        <w:pStyle w:val="Code"/>
+        <w:rPr/>
+      </w:pPr>
+      <w:r>
+        <w:rPr/>
+      </w:r>
+    </w:p>
+    <w:p>
+      <w:pPr>
+        <w:pStyle w:val="Code"/>
+        <w:rPr/>
+      </w:pPr>
+      <w:r>
+        <w:rPr/>
+        <w:t>methods = {</w:t>
+      </w:r>
+    </w:p>
+    <w:p>
+      <w:pPr>
+        <w:pStyle w:val="Code"/>
+        <w:rPr/>
+      </w:pPr>
+      <w:r>
+        <w:rPr/>
+        <w:t xml:space="preserve">    </w:t>
+      </w:r>
+      <w:r>
+        <w:rPr/>
+        <w:t>"Analytic (2.3.8)": true_optimal_y,</w:t>
+      </w:r>
+    </w:p>
+    <w:p>
+      <w:pPr>
+        <w:pStyle w:val="Code"/>
+        <w:rPr/>
+      </w:pPr>
+      <w:r>
+        <w:rPr/>
+        <w:t xml:space="preserve">    </w:t>
+      </w:r>
+      <w:r>
+        <w:rPr/>
+        <w:t>"Bisection/Bounded": y_bisect,</w:t>
+      </w:r>
+    </w:p>
+    <w:p>
+      <w:pPr>
+        <w:pStyle w:val="Code"/>
+        <w:rPr/>
+      </w:pPr>
+      <w:r>
+        <w:rPr/>
+        <w:t xml:space="preserve">    </w:t>
+      </w:r>
+      <w:r>
+        <w:rPr/>
+        <w:t>"Powell": y_powell,</w:t>
+      </w:r>
+    </w:p>
+    <w:p>
+      <w:pPr>
+        <w:pStyle w:val="Code"/>
+        <w:rPr/>
+      </w:pPr>
+      <w:r>
+        <w:rPr/>
+        <w:t xml:space="preserve">    </w:t>
+      </w:r>
+      <w:r>
+        <w:rPr/>
+        <w:t>"Newton-Raphson": y_newton,</w:t>
+      </w:r>
+    </w:p>
+    <w:p>
+      <w:pPr>
+        <w:pStyle w:val="Code"/>
+        <w:rPr/>
+      </w:pPr>
+      <w:r>
+        <w:rPr/>
+        <w:t>}</w:t>
+      </w:r>
+    </w:p>
+    <w:p>
+      <w:pPr>
+        <w:pStyle w:val="Code"/>
+        <w:rPr/>
+      </w:pPr>
+      <w:r>
+        <w:rPr/>
+      </w:r>
+    </w:p>
+    <w:p>
+      <w:pPr>
+        <w:pStyle w:val="Code"/>
+        <w:rPr/>
+      </w:pPr>
+      <w:r>
+        <w:rPr/>
+        <w:t>for name, val in methods.items():</w:t>
+      </w:r>
+    </w:p>
+    <w:p>
+      <w:pPr>
+        <w:pStyle w:val="Code"/>
+        <w:rPr/>
+      </w:pPr>
+      <w:r>
+        <w:rPr/>
+        <w:t xml:space="preserve">    </w:t>
+      </w:r>
+      <w:r>
+        <w:rPr/>
+        <w:t>abs_err = abs(val - true_optimal_y)</w:t>
+      </w:r>
+    </w:p>
+    <w:p>
+      <w:pPr>
+        <w:pStyle w:val="Code"/>
+        <w:rPr/>
+      </w:pPr>
+      <w:r>
+        <w:rPr/>
+        <w:t xml:space="preserve">    </w:t>
+      </w:r>
+      <w:r>
+        <w:rPr/>
+        <w:t>rel_err = (abs_err / true_optimal_y) * 100 if true_optimal_y != 0 else 0</w:t>
+      </w:r>
+    </w:p>
+    <w:p>
+      <w:pPr>
+        <w:pStyle w:val="Code"/>
+        <w:rPr/>
+      </w:pPr>
+      <w:r>
+        <w:rPr/>
+        <w:t xml:space="preserve">    </w:t>
+      </w:r>
+      <w:r>
+        <w:rPr/>
+        <w:t>print(f"{name:&lt;20} | {val:&lt;15.6f} | {abs_err:&lt;15.2e} | {rel_err:&lt;15.4e}")</w:t>
+      </w:r>
+    </w:p>
+    <w:p>
+      <w:pPr>
+        <w:pStyle w:val="P1"/>
+        <w:rPr/>
+      </w:pPr>
+      <w:r>
+        <w:rPr/>
+      </w:r>
+    </w:p>
+    <w:p>
+      <w:pPr>
+        <w:pStyle w:val="H2"/>
+        <w:rPr/>
+      </w:pPr>
+      <w:r>
+        <w:rPr/>
+        <w:t>Результати</w:t>
       </w:r>
     </w:p>
     <w:p>
@@ -578,554 +2931,6 @@
     </w:p>
     <w:p>
       <w:pPr>
-        <w:pStyle w:val="Code"/>
-        <w:rPr/>
-      </w:pPr>
-      <w:r>
-        <w:rPr/>
-        <w:t>import math</w:t>
-      </w:r>
-    </w:p>
-    <w:p>
-      <w:pPr>
-        <w:pStyle w:val="Code"/>
-        <w:rPr/>
-      </w:pPr>
-      <w:r>
-        <w:rPr/>
-        <w:t>import pandas as pd</w:t>
-      </w:r>
-    </w:p>
-    <w:p>
-      <w:pPr>
-        <w:pStyle w:val="Code"/>
-        <w:rPr/>
-      </w:pPr>
-      <w:r>
-        <w:rPr/>
-        <w:t>import numpy as np</w:t>
-      </w:r>
-    </w:p>
-    <w:p>
-      <w:pPr>
-        <w:pStyle w:val="Code"/>
-        <w:rPr/>
-      </w:pPr>
-      <w:r>
-        <w:rPr/>
-      </w:r>
-    </w:p>
-    <w:p>
-      <w:pPr>
-        <w:pStyle w:val="Code"/>
-        <w:rPr/>
-      </w:pPr>
-      <w:r>
-        <w:rPr/>
-        <w:t>MX, MY = 10.0, 20.0</w:t>
-      </w:r>
-    </w:p>
-    <w:p>
-      <w:pPr>
-        <w:pStyle w:val="Code"/>
-        <w:rPr/>
-      </w:pPr>
-      <w:r>
-        <w:rPr/>
-        <w:t>sigma_x, sigma_y = 0.7, 0.9</w:t>
-      </w:r>
-    </w:p>
-    <w:p>
-      <w:pPr>
-        <w:pStyle w:val="Code"/>
-        <w:rPr/>
-      </w:pPr>
-      <w:r>
-        <w:rPr/>
-        <w:t>r1, r2 = -0.7, -0.9</w:t>
-      </w:r>
-    </w:p>
-    <w:p>
-      <w:pPr>
-        <w:pStyle w:val="Code"/>
-        <w:rPr/>
-      </w:pPr>
-      <w:r>
-        <w:rPr/>
-        <w:t>X_vals = [12.1, 11.4, 10.0, 8.6]</w:t>
-      </w:r>
-    </w:p>
-    <w:p>
-      <w:pPr>
-        <w:pStyle w:val="Code"/>
-        <w:rPr/>
-      </w:pPr>
-      <w:r>
-        <w:rPr/>
-      </w:r>
-    </w:p>
-    <w:p>
-      <w:pPr>
-        <w:pStyle w:val="Code"/>
-        <w:rPr/>
-      </w:pPr>
-      <w:r>
-        <w:rPr/>
-      </w:r>
-    </w:p>
-    <w:p>
-      <w:pPr>
-        <w:pStyle w:val="Code"/>
-        <w:rPr/>
-      </w:pPr>
-      <w:r>
-        <w:rPr/>
-        <w:t>def joint_density(x, y, mu_x=MX, mu_y=MY, sx=sigma_x, sy=sigma_y, rho=r1):</w:t>
-      </w:r>
-    </w:p>
-    <w:p>
-      <w:pPr>
-        <w:pStyle w:val="Code"/>
-        <w:rPr/>
-      </w:pPr>
-      <w:r>
-        <w:rPr/>
-        <w:t xml:space="preserve">    </w:t>
-      </w:r>
-      <w:r>
-        <w:rPr/>
-        <w:t>denom = 2 * math.pi * sx * sy * math.sqrt(1 - rho**2)</w:t>
-      </w:r>
-    </w:p>
-    <w:p>
-      <w:pPr>
-        <w:pStyle w:val="Code"/>
-        <w:rPr/>
-      </w:pPr>
-      <w:r>
-        <w:rPr/>
-        <w:t xml:space="preserve">    </w:t>
-      </w:r>
-      <w:r>
-        <w:rPr/>
-        <w:t>z = (</w:t>
-      </w:r>
-    </w:p>
-    <w:p>
-      <w:pPr>
-        <w:pStyle w:val="Code"/>
-        <w:rPr/>
-      </w:pPr>
-      <w:r>
-        <w:rPr/>
-        <w:t xml:space="preserve">        </w:t>
-      </w:r>
-      <w:r>
-        <w:rPr/>
-        <w:t>((x - mu_x) / sx) ** 2</w:t>
-      </w:r>
-    </w:p>
-    <w:p>
-      <w:pPr>
-        <w:pStyle w:val="Code"/>
-        <w:rPr/>
-      </w:pPr>
-      <w:r>
-        <w:rPr/>
-        <w:t xml:space="preserve">        </w:t>
-      </w:r>
-      <w:r>
-        <w:rPr/>
-        <w:t>- 2 * rho * ((x - mu_x) / sx) * ((y - mu_y) / sy)</w:t>
-      </w:r>
-    </w:p>
-    <w:p>
-      <w:pPr>
-        <w:pStyle w:val="Code"/>
-        <w:rPr/>
-      </w:pPr>
-      <w:r>
-        <w:rPr/>
-        <w:t xml:space="preserve">        </w:t>
-      </w:r>
-      <w:r>
-        <w:rPr/>
-        <w:t>+ ((y - mu_y) / sy) ** 2</w:t>
-      </w:r>
-    </w:p>
-    <w:p>
-      <w:pPr>
-        <w:pStyle w:val="Code"/>
-        <w:rPr/>
-      </w:pPr>
-      <w:r>
-        <w:rPr/>
-        <w:t xml:space="preserve">    </w:t>
-      </w:r>
-      <w:r>
-        <w:rPr/>
-        <w:t>)</w:t>
-      </w:r>
-    </w:p>
-    <w:p>
-      <w:pPr>
-        <w:pStyle w:val="Code"/>
-        <w:rPr/>
-      </w:pPr>
-      <w:r>
-        <w:rPr/>
-        <w:t xml:space="preserve">    </w:t>
-      </w:r>
-      <w:r>
-        <w:rPr/>
-        <w:t>exponent = -z / (2 * (1 - rho**2))</w:t>
-      </w:r>
-    </w:p>
-    <w:p>
-      <w:pPr>
-        <w:pStyle w:val="Code"/>
-        <w:rPr/>
-      </w:pPr>
-      <w:r>
-        <w:rPr/>
-        <w:t xml:space="preserve">    </w:t>
-      </w:r>
-      <w:r>
-        <w:rPr/>
-        <w:t>return math.exp(exponent) / denom</w:t>
-      </w:r>
-    </w:p>
-    <w:p>
-      <w:pPr>
-        <w:pStyle w:val="Code"/>
-        <w:rPr/>
-      </w:pPr>
-      <w:r>
-        <w:rPr/>
-      </w:r>
-    </w:p>
-    <w:p>
-      <w:pPr>
-        <w:pStyle w:val="Code"/>
-        <w:rPr/>
-      </w:pPr>
-      <w:r>
-        <w:rPr/>
-      </w:r>
-    </w:p>
-    <w:p>
-      <w:pPr>
-        <w:pStyle w:val="Code"/>
-        <w:rPr/>
-      </w:pPr>
-      <w:r>
-        <w:rPr/>
-        <w:t>def normal_pdf(y, mu, sigma):</w:t>
-      </w:r>
-    </w:p>
-    <w:p>
-      <w:pPr>
-        <w:pStyle w:val="Code"/>
-        <w:rPr/>
-      </w:pPr>
-      <w:r>
-        <w:rPr/>
-        <w:t xml:space="preserve">    </w:t>
-      </w:r>
-      <w:r>
-        <w:rPr/>
-        <w:t>return (1 / (sigma * math.sqrt(2 * math.pi))) * math.exp(</w:t>
-      </w:r>
-    </w:p>
-    <w:p>
-      <w:pPr>
-        <w:pStyle w:val="Code"/>
-        <w:rPr/>
-      </w:pPr>
-      <w:r>
-        <w:rPr/>
-        <w:t xml:space="preserve">        </w:t>
-      </w:r>
-      <w:r>
-        <w:rPr/>
-        <w:t>-0.5 * ((y - mu) / sigma) ** 2</w:t>
-      </w:r>
-    </w:p>
-    <w:p>
-      <w:pPr>
-        <w:pStyle w:val="Code"/>
-        <w:rPr/>
-      </w:pPr>
-      <w:r>
-        <w:rPr/>
-        <w:t xml:space="preserve">    </w:t>
-      </w:r>
-      <w:r>
-        <w:rPr/>
-        <w:t>)</w:t>
-      </w:r>
-    </w:p>
-    <w:p>
-      <w:pPr>
-        <w:pStyle w:val="Code"/>
-        <w:rPr/>
-      </w:pPr>
-      <w:r>
-        <w:rPr/>
-      </w:r>
-    </w:p>
-    <w:p>
-      <w:pPr>
-        <w:pStyle w:val="Code"/>
-        <w:rPr/>
-      </w:pPr>
-      <w:r>
-        <w:rPr/>
-      </w:r>
-    </w:p>
-    <w:p>
-      <w:pPr>
-        <w:pStyle w:val="Code"/>
-        <w:rPr/>
-      </w:pPr>
-      <w:r>
-        <w:rPr/>
-        <w:t>def conditional_params(x, rho):</w:t>
-      </w:r>
-    </w:p>
-    <w:p>
-      <w:pPr>
-        <w:pStyle w:val="Code"/>
-        <w:rPr/>
-      </w:pPr>
-      <w:r>
-        <w:rPr/>
-        <w:t xml:space="preserve">    </w:t>
-      </w:r>
-      <w:r>
-        <w:rPr/>
-        <w:t>mu_cond = MY + rho * (sigma_y / sigma_x) * (x - MX)</w:t>
-      </w:r>
-    </w:p>
-    <w:p>
-      <w:pPr>
-        <w:pStyle w:val="Code"/>
-        <w:rPr/>
-      </w:pPr>
-      <w:r>
-        <w:rPr/>
-        <w:t xml:space="preserve">    </w:t>
-      </w:r>
-      <w:r>
-        <w:rPr/>
-        <w:t>var_cond = sigma_y**2 * (1 - rho**2)</w:t>
-      </w:r>
-    </w:p>
-    <w:p>
-      <w:pPr>
-        <w:pStyle w:val="Code"/>
-        <w:rPr/>
-      </w:pPr>
-      <w:r>
-        <w:rPr/>
-        <w:t xml:space="preserve">    </w:t>
-      </w:r>
-      <w:r>
-        <w:rPr/>
-        <w:t>sigma_cond = math.sqrt(var_cond)</w:t>
-      </w:r>
-    </w:p>
-    <w:p>
-      <w:pPr>
-        <w:pStyle w:val="Code"/>
-        <w:rPr/>
-      </w:pPr>
-      <w:r>
-        <w:rPr/>
-        <w:t xml:space="preserve">    </w:t>
-      </w:r>
-      <w:r>
-        <w:rPr/>
-        <w:t>return mu_cond, sigma_cond</w:t>
-      </w:r>
-    </w:p>
-    <w:p>
-      <w:pPr>
-        <w:pStyle w:val="Code"/>
-        <w:rPr/>
-      </w:pPr>
-      <w:r>
-        <w:rPr/>
-      </w:r>
-    </w:p>
-    <w:p>
-      <w:pPr>
-        <w:pStyle w:val="Code"/>
-        <w:rPr/>
-      </w:pPr>
-      <w:r>
-        <w:rPr/>
-      </w:r>
-    </w:p>
-    <w:p>
-      <w:pPr>
-        <w:pStyle w:val="Code"/>
-        <w:rPr/>
-      </w:pPr>
-      <w:r>
-        <w:rPr/>
-        <w:t># 2.3.3: D[Δy] = D[y](1 - r^2)</w:t>
-      </w:r>
-    </w:p>
-    <w:p>
-      <w:pPr>
-        <w:pStyle w:val="Code"/>
-        <w:rPr/>
-      </w:pPr>
-      <w:r>
-        <w:rPr/>
-        <w:t>rs = np.round(np.arange(0, 1.01, 0.1), 2)</w:t>
-      </w:r>
-    </w:p>
-    <w:p>
-      <w:pPr>
-        <w:pStyle w:val="Code"/>
-        <w:rPr/>
-      </w:pPr>
-      <w:r>
-        <w:rPr/>
-        <w:t>Dy = sigma_y**2</w:t>
-      </w:r>
-    </w:p>
-    <w:p>
-      <w:pPr>
-        <w:pStyle w:val="Code"/>
-        <w:rPr/>
-      </w:pPr>
-      <w:r>
-        <w:rPr/>
-        <w:t>Dy_factors = [Dy, 2 * Dy, 4 * Dy]</w:t>
-      </w:r>
-    </w:p>
-    <w:p>
-      <w:pPr>
-        <w:pStyle w:val="Code"/>
-        <w:rPr/>
-      </w:pPr>
-      <w:r>
-        <w:rPr/>
-        <w:t>rows = []</w:t>
-      </w:r>
-    </w:p>
-    <w:p>
-      <w:pPr>
-        <w:pStyle w:val="Code"/>
-        <w:rPr/>
-      </w:pPr>
-      <w:r>
-        <w:rPr/>
-        <w:t>for Dy_factor in Dy_factors:</w:t>
-      </w:r>
-    </w:p>
-    <w:p>
-      <w:pPr>
-        <w:pStyle w:val="Code"/>
-        <w:rPr/>
-      </w:pPr>
-      <w:r>
-        <w:rPr/>
-        <w:t xml:space="preserve">    </w:t>
-      </w:r>
-      <w:r>
-        <w:rPr/>
-        <w:t>for r in rs:</w:t>
-      </w:r>
-    </w:p>
-    <w:p>
-      <w:pPr>
-        <w:pStyle w:val="Code"/>
-        <w:rPr/>
-      </w:pPr>
-      <w:r>
-        <w:rPr/>
-        <w:t xml:space="preserve">        </w:t>
-      </w:r>
-      <w:r>
-        <w:rPr/>
-        <w:t>error_var = Dy_factor * (1 - r**2)</w:t>
-      </w:r>
-    </w:p>
-    <w:p>
-      <w:pPr>
-        <w:pStyle w:val="Code"/>
-        <w:rPr/>
-      </w:pPr>
-      <w:r>
-        <w:rPr/>
-        <w:t xml:space="preserve">        </w:t>
-      </w:r>
-      <w:r>
-        <w:rPr/>
-        <w:t>rows.append({"Dy_factor": Dy_factor, "r": r, "D_error": error_var})</w:t>
-      </w:r>
-    </w:p>
-    <w:p>
-      <w:pPr>
-        <w:pStyle w:val="Code"/>
-        <w:rPr/>
-      </w:pPr>
-      <w:r>
-        <w:rPr/>
-      </w:r>
-    </w:p>
-    <w:p>
-      <w:pPr>
-        <w:pStyle w:val="Code"/>
-        <w:rPr/>
-      </w:pPr>
-      <w:r>
-        <w:rPr/>
-        <w:t>table_2_3_3 = pd.DataFrame(rows)</w:t>
-      </w:r>
-    </w:p>
-    <w:p>
-      <w:pPr>
-        <w:pStyle w:val="P1"/>
-        <w:rPr>
-          <w:lang w:val="uk-UA"/>
-        </w:rPr>
-      </w:pPr>
-      <w:r>
-        <w:rPr>
-          <w:lang w:val="uk-UA"/>
-        </w:rPr>
-      </w:r>
-    </w:p>
-    <w:p>
-      <w:pPr>
-        <w:pStyle w:val="H3"/>
-        <w:rPr/>
-      </w:pPr>
-      <w:r>
-        <w:rPr/>
-        <w:t>Результати</w:t>
-      </w:r>
-    </w:p>
-    <w:p>
-      <w:pPr>
-        <w:pStyle w:val="P1"/>
-        <w:rPr>
-          <w:lang w:val="uk-UA"/>
-        </w:rPr>
-      </w:pPr>
-      <w:r>
-        <w:rPr>
-          <w:lang w:val="uk-UA"/>
-        </w:rPr>
-      </w:r>
-    </w:p>
-    <w:p>
-      <w:pPr>
         <w:pStyle w:val="IMG1"/>
         <w:rPr/>
       </w:pPr>
@@ -1133,7 +2938,7 @@
         <w:rPr/>
         <w:drawing>
           <wp:inline distT="0" distB="0" distL="0" distR="0">
-            <wp:extent cx="3000375" cy="8507095"/>
+            <wp:extent cx="5731510" cy="6178550"/>
             <wp:effectExtent l="0" t="0" r="0" b="0"/>
             <wp:docPr id="1" name="Зображення1"/>
             <wp:cNvGraphicFramePr>
@@ -1157,7 +2962,7 @@
                   <pic:spPr bwMode="auto">
                     <a:xfrm>
                       <a:off x="0" y="0"/>
-                      <a:ext cx="3000375" cy="8507095"/>
+                      <a:ext cx="5731510" cy="6178550"/>
                     </a:xfrm>
                     <a:prstGeom prst="rect">
                       <a:avLst/>
@@ -1178,7 +2983,7 @@
       </w:pPr>
       <w:r>
         <w:rPr/>
-        <w:t>Рисунок 1.1 — Таблиця результатів</w:t>
+        <w:t>Рисунок 1.1 — Перші таблиці</w:t>
       </w:r>
     </w:p>
     <w:p>
@@ -1188,799 +2993,6 @@
       </w:pPr>
       <w:r>
         <w:rPr/>
-      </w:r>
-    </w:p>
-    <w:p>
-      <w:pPr>
-        <w:pStyle w:val="H2"/>
-        <w:rPr/>
-      </w:pPr>
-      <w:r>
-        <w:rPr/>
-        <w:t>2 Методи пошуку оптимальної оцінк</w:t>
-      </w:r>
-      <w:r>
-        <w:rPr>
-          <w:lang w:val="uk-UA"/>
-        </w:rPr>
-        <w:t>и</w:t>
-      </w:r>
-    </w:p>
-    <w:p>
-      <w:pPr>
-        <w:pStyle w:val="H3"/>
-        <w:rPr/>
-      </w:pPr>
-      <w:r>
-        <w:rPr/>
-        <w:t>Код</w:t>
-      </w:r>
-    </w:p>
-    <w:p>
-      <w:pPr>
-        <w:pStyle w:val="P1"/>
-        <w:rPr>
-          <w:lang w:val="uk-UA"/>
-        </w:rPr>
-      </w:pPr>
-      <w:r>
-        <w:rPr>
-          <w:lang w:val="uk-UA"/>
-        </w:rPr>
-      </w:r>
-    </w:p>
-    <w:p>
-      <w:pPr>
-        <w:pStyle w:val="Code"/>
-        <w:rPr/>
-      </w:pPr>
-      <w:r>
-        <w:rPr/>
-        <w:t>import math</w:t>
-      </w:r>
-    </w:p>
-    <w:p>
-      <w:pPr>
-        <w:pStyle w:val="Code"/>
-        <w:rPr/>
-      </w:pPr>
-      <w:r>
-        <w:rPr/>
-      </w:r>
-    </w:p>
-    <w:p>
-      <w:pPr>
-        <w:pStyle w:val="Code"/>
-        <w:rPr/>
-      </w:pPr>
-      <w:r>
-        <w:rPr/>
-        <w:t>MX, MY = 10.0, 20.0</w:t>
-      </w:r>
-    </w:p>
-    <w:p>
-      <w:pPr>
-        <w:pStyle w:val="Code"/>
-        <w:rPr/>
-      </w:pPr>
-      <w:r>
-        <w:rPr/>
-        <w:t>sigma_x, sigma_y = 0.7, 0.9</w:t>
-      </w:r>
-    </w:p>
-    <w:p>
-      <w:pPr>
-        <w:pStyle w:val="Code"/>
-        <w:rPr/>
-      </w:pPr>
-      <w:r>
-        <w:rPr/>
-        <w:t>r1, r2 = -0.7, -0.9</w:t>
-      </w:r>
-    </w:p>
-    <w:p>
-      <w:pPr>
-        <w:pStyle w:val="Code"/>
-        <w:rPr/>
-      </w:pPr>
-      <w:r>
-        <w:rPr/>
-        <w:t>X_vals = [12.1, 11.4, 10.0, 8.6]</w:t>
-      </w:r>
-    </w:p>
-    <w:p>
-      <w:pPr>
-        <w:pStyle w:val="Code"/>
-        <w:rPr/>
-      </w:pPr>
-      <w:r>
-        <w:rPr/>
-      </w:r>
-    </w:p>
-    <w:p>
-      <w:pPr>
-        <w:pStyle w:val="Code"/>
-        <w:rPr/>
-      </w:pPr>
-      <w:r>
-        <w:rPr/>
-      </w:r>
-    </w:p>
-    <w:p>
-      <w:pPr>
-        <w:pStyle w:val="Code"/>
-        <w:rPr/>
-      </w:pPr>
-      <w:r>
-        <w:rPr/>
-        <w:t>def conditional_params(x, rho):</w:t>
-      </w:r>
-    </w:p>
-    <w:p>
-      <w:pPr>
-        <w:pStyle w:val="Code"/>
-        <w:rPr/>
-      </w:pPr>
-      <w:r>
-        <w:rPr/>
-        <w:t xml:space="preserve">    </w:t>
-      </w:r>
-      <w:r>
-        <w:rPr/>
-        <w:t>mu_cond = MY + rho * (sigma_y / sigma_x) * (x - MX)</w:t>
-      </w:r>
-    </w:p>
-    <w:p>
-      <w:pPr>
-        <w:pStyle w:val="Code"/>
-        <w:rPr/>
-      </w:pPr>
-      <w:r>
-        <w:rPr/>
-        <w:t xml:space="preserve">    </w:t>
-      </w:r>
-      <w:r>
-        <w:rPr/>
-        <w:t>sigma_cond = math.sqrt(sigma_y**2 * (1 - rho**2))</w:t>
-      </w:r>
-    </w:p>
-    <w:p>
-      <w:pPr>
-        <w:pStyle w:val="Code"/>
-        <w:rPr/>
-      </w:pPr>
-      <w:r>
-        <w:rPr/>
-        <w:t xml:space="preserve">    </w:t>
-      </w:r>
-      <w:r>
-        <w:rPr/>
-        <w:t>return mu_cond, sigma_cond</w:t>
-      </w:r>
-    </w:p>
-    <w:p>
-      <w:pPr>
-        <w:pStyle w:val="Code"/>
-        <w:rPr/>
-      </w:pPr>
-      <w:r>
-        <w:rPr/>
-      </w:r>
-    </w:p>
-    <w:p>
-      <w:pPr>
-        <w:pStyle w:val="Code"/>
-        <w:rPr/>
-      </w:pPr>
-      <w:r>
-        <w:rPr/>
-      </w:r>
-    </w:p>
-    <w:p>
-      <w:pPr>
-        <w:pStyle w:val="Code"/>
-        <w:rPr/>
-      </w:pPr>
-      <w:r>
-        <w:rPr/>
-        <w:t>def newton_raphson_mode(start, mu, sigma, tol=1e-6, max_iter=10):</w:t>
-      </w:r>
-    </w:p>
-    <w:p>
-      <w:pPr>
-        <w:pStyle w:val="Code"/>
-        <w:rPr/>
-      </w:pPr>
-      <w:r>
-        <w:rPr/>
-        <w:t xml:space="preserve">    </w:t>
-      </w:r>
-      <w:r>
-        <w:rPr/>
-        <w:t>y = start</w:t>
-      </w:r>
-    </w:p>
-    <w:p>
-      <w:pPr>
-        <w:pStyle w:val="Code"/>
-        <w:rPr/>
-      </w:pPr>
-      <w:r>
-        <w:rPr/>
-        <w:t xml:space="preserve">    </w:t>
-      </w:r>
-      <w:r>
-        <w:rPr/>
-        <w:t>path = [y]</w:t>
-      </w:r>
-    </w:p>
-    <w:p>
-      <w:pPr>
-        <w:pStyle w:val="Code"/>
-        <w:rPr/>
-      </w:pPr>
-      <w:r>
-        <w:rPr/>
-        <w:t xml:space="preserve">    </w:t>
-      </w:r>
-      <w:r>
-        <w:rPr/>
-        <w:t>for _ in range(max_iter):</w:t>
-      </w:r>
-    </w:p>
-    <w:p>
-      <w:pPr>
-        <w:pStyle w:val="Code"/>
-        <w:rPr/>
-      </w:pPr>
-      <w:r>
-        <w:rPr/>
-        <w:t xml:space="preserve">        </w:t>
-      </w:r>
-      <w:r>
-        <w:rPr/>
-        <w:t>diff = y - mu</w:t>
-      </w:r>
-    </w:p>
-    <w:p>
-      <w:pPr>
-        <w:pStyle w:val="Code"/>
-        <w:rPr/>
-      </w:pPr>
-      <w:r>
-        <w:rPr/>
-        <w:t xml:space="preserve">        </w:t>
-      </w:r>
-      <w:r>
-        <w:rPr/>
-        <w:t>denom = diff**2 - sigma**2</w:t>
-      </w:r>
-    </w:p>
-    <w:p>
-      <w:pPr>
-        <w:pStyle w:val="Code"/>
-        <w:rPr/>
-      </w:pPr>
-      <w:r>
-        <w:rPr/>
-        <w:t xml:space="preserve">        </w:t>
-      </w:r>
-      <w:r>
-        <w:rPr/>
-        <w:t>if abs(denom) &lt; 1e-9:</w:t>
-      </w:r>
-    </w:p>
-    <w:p>
-      <w:pPr>
-        <w:pStyle w:val="Code"/>
-        <w:rPr/>
-      </w:pPr>
-      <w:r>
-        <w:rPr/>
-        <w:t xml:space="preserve">            </w:t>
-      </w:r>
-      <w:r>
-        <w:rPr/>
-        <w:t>break</w:t>
-      </w:r>
-    </w:p>
-    <w:p>
-      <w:pPr>
-        <w:pStyle w:val="Code"/>
-        <w:rPr/>
-      </w:pPr>
-      <w:r>
-        <w:rPr/>
-        <w:t xml:space="preserve">        </w:t>
-      </w:r>
-      <w:r>
-        <w:rPr/>
-        <w:t>step = diff / denom</w:t>
-      </w:r>
-    </w:p>
-    <w:p>
-      <w:pPr>
-        <w:pStyle w:val="Code"/>
-        <w:rPr/>
-      </w:pPr>
-      <w:r>
-        <w:rPr/>
-        <w:t xml:space="preserve">        </w:t>
-      </w:r>
-      <w:r>
-        <w:rPr/>
-        <w:t>y -= step</w:t>
-      </w:r>
-    </w:p>
-    <w:p>
-      <w:pPr>
-        <w:pStyle w:val="Code"/>
-        <w:rPr/>
-      </w:pPr>
-      <w:r>
-        <w:rPr/>
-        <w:t xml:space="preserve">        </w:t>
-      </w:r>
-      <w:r>
-        <w:rPr/>
-        <w:t>path.append(y)</w:t>
-      </w:r>
-    </w:p>
-    <w:p>
-      <w:pPr>
-        <w:pStyle w:val="Code"/>
-        <w:rPr/>
-      </w:pPr>
-      <w:r>
-        <w:rPr/>
-        <w:t xml:space="preserve">        </w:t>
-      </w:r>
-      <w:r>
-        <w:rPr/>
-        <w:t>if abs(step) &lt; tol:</w:t>
-      </w:r>
-    </w:p>
-    <w:p>
-      <w:pPr>
-        <w:pStyle w:val="Code"/>
-        <w:rPr/>
-      </w:pPr>
-      <w:r>
-        <w:rPr/>
-        <w:t xml:space="preserve">            </w:t>
-      </w:r>
-      <w:r>
-        <w:rPr/>
-        <w:t>break</w:t>
-      </w:r>
-    </w:p>
-    <w:p>
-      <w:pPr>
-        <w:pStyle w:val="Code"/>
-        <w:rPr/>
-      </w:pPr>
-      <w:r>
-        <w:rPr/>
-        <w:t xml:space="preserve">    </w:t>
-      </w:r>
-      <w:r>
-        <w:rPr/>
-        <w:t>return y, path</w:t>
-      </w:r>
-    </w:p>
-    <w:p>
-      <w:pPr>
-        <w:pStyle w:val="Code"/>
-        <w:rPr/>
-      </w:pPr>
-      <w:r>
-        <w:rPr/>
-      </w:r>
-    </w:p>
-    <w:p>
-      <w:pPr>
-        <w:pStyle w:val="Code"/>
-        <w:rPr/>
-      </w:pPr>
-      <w:r>
-        <w:rPr/>
-      </w:r>
-    </w:p>
-    <w:p>
-      <w:pPr>
-        <w:pStyle w:val="Code"/>
-        <w:rPr/>
-      </w:pPr>
-      <w:r>
-        <w:rPr/>
-        <w:t>def bisection_mode(low, high, mu, sigma, tol=1e-6, max_iter=50):</w:t>
-      </w:r>
-    </w:p>
-    <w:p>
-      <w:pPr>
-        <w:pStyle w:val="Code"/>
-        <w:rPr/>
-      </w:pPr>
-      <w:r>
-        <w:rPr/>
-        <w:t xml:space="preserve">    </w:t>
-      </w:r>
-      <w:r>
-        <w:rPr/>
-        <w:t>left, right = low, high</w:t>
-      </w:r>
-    </w:p>
-    <w:p>
-      <w:pPr>
-        <w:pStyle w:val="Code"/>
-        <w:rPr/>
-      </w:pPr>
-      <w:r>
-        <w:rPr/>
-        <w:t xml:space="preserve">    </w:t>
-      </w:r>
-      <w:r>
-        <w:rPr/>
-        <w:t>path = []</w:t>
-      </w:r>
-    </w:p>
-    <w:p>
-      <w:pPr>
-        <w:pStyle w:val="Code"/>
-        <w:rPr/>
-      </w:pPr>
-      <w:r>
-        <w:rPr/>
-        <w:t xml:space="preserve">    </w:t>
-      </w:r>
-      <w:r>
-        <w:rPr/>
-        <w:t>for _ in range(max_iter):</w:t>
-      </w:r>
-    </w:p>
-    <w:p>
-      <w:pPr>
-        <w:pStyle w:val="Code"/>
-        <w:rPr/>
-      </w:pPr>
-      <w:r>
-        <w:rPr/>
-        <w:t xml:space="preserve">        </w:t>
-      </w:r>
-      <w:r>
-        <w:rPr/>
-        <w:t>mid = 0.5 * (left + right)</w:t>
-      </w:r>
-    </w:p>
-    <w:p>
-      <w:pPr>
-        <w:pStyle w:val="Code"/>
-        <w:rPr/>
-      </w:pPr>
-      <w:r>
-        <w:rPr/>
-        <w:t xml:space="preserve">        </w:t>
-      </w:r>
-      <w:r>
-        <w:rPr/>
-        <w:t>deriv = -(mid - mu) / sigma**2</w:t>
-      </w:r>
-    </w:p>
-    <w:p>
-      <w:pPr>
-        <w:pStyle w:val="Code"/>
-        <w:rPr/>
-      </w:pPr>
-      <w:r>
-        <w:rPr/>
-        <w:t xml:space="preserve">        </w:t>
-      </w:r>
-      <w:r>
-        <w:rPr/>
-        <w:t>path.append(mid)</w:t>
-      </w:r>
-    </w:p>
-    <w:p>
-      <w:pPr>
-        <w:pStyle w:val="Code"/>
-        <w:rPr/>
-      </w:pPr>
-      <w:r>
-        <w:rPr/>
-        <w:t xml:space="preserve">        </w:t>
-      </w:r>
-      <w:r>
-        <w:rPr/>
-        <w:t>if abs(deriv) &lt; tol:</w:t>
-      </w:r>
-    </w:p>
-    <w:p>
-      <w:pPr>
-        <w:pStyle w:val="Code"/>
-        <w:rPr/>
-      </w:pPr>
-      <w:r>
-        <w:rPr/>
-        <w:t xml:space="preserve">            </w:t>
-      </w:r>
-      <w:r>
-        <w:rPr/>
-        <w:t>break</w:t>
-      </w:r>
-    </w:p>
-    <w:p>
-      <w:pPr>
-        <w:pStyle w:val="Code"/>
-        <w:rPr/>
-      </w:pPr>
-      <w:r>
-        <w:rPr/>
-        <w:t xml:space="preserve">        </w:t>
-      </w:r>
-      <w:r>
-        <w:rPr/>
-        <w:t>if deriv &gt; 0:</w:t>
-      </w:r>
-    </w:p>
-    <w:p>
-      <w:pPr>
-        <w:pStyle w:val="Code"/>
-        <w:rPr/>
-      </w:pPr>
-      <w:r>
-        <w:rPr/>
-        <w:t xml:space="preserve">            </w:t>
-      </w:r>
-      <w:r>
-        <w:rPr/>
-        <w:t>right = mid</w:t>
-      </w:r>
-    </w:p>
-    <w:p>
-      <w:pPr>
-        <w:pStyle w:val="Code"/>
-        <w:rPr/>
-      </w:pPr>
-      <w:r>
-        <w:rPr/>
-        <w:t xml:space="preserve">        </w:t>
-      </w:r>
-      <w:r>
-        <w:rPr/>
-        <w:t>else:</w:t>
-      </w:r>
-    </w:p>
-    <w:p>
-      <w:pPr>
-        <w:pStyle w:val="Code"/>
-        <w:rPr/>
-      </w:pPr>
-      <w:r>
-        <w:rPr/>
-        <w:t xml:space="preserve">            </w:t>
-      </w:r>
-      <w:r>
-        <w:rPr/>
-        <w:t>left = mid</w:t>
-      </w:r>
-    </w:p>
-    <w:p>
-      <w:pPr>
-        <w:pStyle w:val="Code"/>
-        <w:rPr/>
-      </w:pPr>
-      <w:r>
-        <w:rPr/>
-        <w:t xml:space="preserve">    </w:t>
-      </w:r>
-      <w:r>
-        <w:rPr/>
-        <w:t>return mid, path</w:t>
-      </w:r>
-    </w:p>
-    <w:p>
-      <w:pPr>
-        <w:pStyle w:val="Code"/>
-        <w:rPr/>
-      </w:pPr>
-      <w:r>
-        <w:rPr/>
-      </w:r>
-    </w:p>
-    <w:p>
-      <w:pPr>
-        <w:pStyle w:val="Code"/>
-        <w:rPr/>
-      </w:pPr>
-      <w:r>
-        <w:rPr/>
-      </w:r>
-    </w:p>
-    <w:p>
-      <w:pPr>
-        <w:pStyle w:val="Code"/>
-        <w:rPr/>
-      </w:pPr>
-      <w:r>
-        <w:rPr/>
-        <w:t>x_target = X_vals[1]  # 11.4</w:t>
-      </w:r>
-    </w:p>
-    <w:p>
-      <w:pPr>
-        <w:pStyle w:val="Code"/>
-        <w:rPr/>
-      </w:pPr>
-      <w:r>
-        <w:rPr/>
-        <w:t>mu_c, sigma_c = conditional_params(x_target, r1)</w:t>
-      </w:r>
-    </w:p>
-    <w:p>
-      <w:pPr>
-        <w:pStyle w:val="Code"/>
-        <w:rPr/>
-      </w:pPr>
-      <w:r>
-        <w:rPr/>
-      </w:r>
-    </w:p>
-    <w:p>
-      <w:pPr>
-        <w:pStyle w:val="Code"/>
-        <w:rPr/>
-      </w:pPr>
-      <w:r>
-        <w:rPr/>
-        <w:t># Newton–Raphson</w:t>
-      </w:r>
-    </w:p>
-    <w:p>
-      <w:pPr>
-        <w:pStyle w:val="Code"/>
-        <w:rPr/>
-      </w:pPr>
-      <w:r>
-        <w:rPr/>
-        <w:t>start = mu_c + sigma_c</w:t>
-      </w:r>
-    </w:p>
-    <w:p>
-      <w:pPr>
-        <w:pStyle w:val="Code"/>
-        <w:rPr/>
-      </w:pPr>
-      <w:r>
-        <w:rPr/>
-        <w:t>opt_newton, path_nr = newton_raphson_mode(start, mu_c, sigma_c)</w:t>
-      </w:r>
-    </w:p>
-    <w:p>
-      <w:pPr>
-        <w:pStyle w:val="Code"/>
-        <w:rPr/>
-      </w:pPr>
-      <w:r>
-        <w:rPr/>
-      </w:r>
-    </w:p>
-    <w:p>
-      <w:pPr>
-        <w:pStyle w:val="Code"/>
-        <w:rPr/>
-      </w:pPr>
-      <w:r>
-        <w:rPr/>
-        <w:t># Bisection on derivative (exact for normal)</w:t>
-      </w:r>
-    </w:p>
-    <w:p>
-      <w:pPr>
-        <w:pStyle w:val="Code"/>
-        <w:rPr/>
-      </w:pPr>
-      <w:r>
-        <w:rPr/>
-        <w:t>opt_bisection, path_bi = bisection_mode(</w:t>
-      </w:r>
-    </w:p>
-    <w:p>
-      <w:pPr>
-        <w:pStyle w:val="Code"/>
-        <w:rPr/>
-      </w:pPr>
-      <w:r>
-        <w:rPr/>
-        <w:t xml:space="preserve">    </w:t>
-      </w:r>
-      <w:r>
-        <w:rPr/>
-        <w:t>mu_c - 2 * sigma_c, mu_c + 2 * sigma_c, mu_c, sigma_c</w:t>
-      </w:r>
-    </w:p>
-    <w:p>
-      <w:pPr>
-        <w:pStyle w:val="Code"/>
-        <w:rPr/>
-      </w:pPr>
-      <w:r>
-        <w:rPr/>
-        <w:t>)</w:t>
-      </w:r>
-    </w:p>
-    <w:p>
-      <w:pPr>
-        <w:pStyle w:val="Code"/>
-        <w:rPr/>
-      </w:pPr>
-      <w:r>
-        <w:rPr/>
-      </w:r>
-    </w:p>
-    <w:p>
-      <w:pPr>
-        <w:pStyle w:val="Code"/>
-        <w:rPr/>
-      </w:pPr>
-      <w:r>
-        <w:rPr/>
-        <w:t>print("Умовне середнє:", mu_c)</w:t>
-      </w:r>
-    </w:p>
-    <w:p>
-      <w:pPr>
-        <w:pStyle w:val="Code"/>
-        <w:rPr/>
-      </w:pPr>
-      <w:r>
-        <w:rPr/>
-        <w:t>print("Newton–Raphson:", opt_newton, path_nr)</w:t>
-      </w:r>
-    </w:p>
-    <w:p>
-      <w:pPr>
-        <w:pStyle w:val="Code"/>
-        <w:rPr/>
-      </w:pPr>
-      <w:r>
-        <w:rPr/>
-        <w:t>print("Bisection:", opt_bisection, path_bi)</w:t>
-      </w:r>
-    </w:p>
-    <w:p>
-      <w:pPr>
-        <w:pStyle w:val="P1"/>
-        <w:rPr>
-          <w:lang w:val="uk-UA"/>
-        </w:rPr>
-      </w:pPr>
-      <w:r>
-        <w:rPr>
-          <w:lang w:val="uk-UA"/>
-        </w:rPr>
-      </w:r>
-    </w:p>
-    <w:p>
-      <w:pPr>
-        <w:pStyle w:val="H3"/>
-        <w:rPr/>
-      </w:pPr>
-      <w:r>
-        <w:rPr/>
-        <w:t>Результати</w:t>
-      </w:r>
-    </w:p>
-    <w:p>
-      <w:pPr>
-        <w:pStyle w:val="P1"/>
-        <w:rPr>
-          <w:lang w:val="uk-UA"/>
-        </w:rPr>
-      </w:pPr>
-      <w:r>
-        <w:rPr>
-          <w:lang w:val="uk-UA"/>
-        </w:rPr>
       </w:r>
     </w:p>
     <w:p>
@@ -1992,7 +3004,7 @@
         <w:rPr/>
         <w:drawing>
           <wp:inline distT="0" distB="0" distL="0" distR="0">
-            <wp:extent cx="5731510" cy="654050"/>
+            <wp:extent cx="5731510" cy="4334510"/>
             <wp:effectExtent l="0" t="0" r="0" b="0"/>
             <wp:docPr id="2" name="Зображення2"/>
             <wp:cNvGraphicFramePr>
@@ -2016,7 +3028,7 @@
                   <pic:spPr bwMode="auto">
                     <a:xfrm>
                       <a:off x="0" y="0"/>
-                      <a:ext cx="5731510" cy="654050"/>
+                      <a:ext cx="5731510" cy="4334510"/>
                     </a:xfrm>
                     <a:prstGeom prst="rect">
                       <a:avLst/>
@@ -2037,7 +3049,7 @@
       </w:pPr>
       <w:r>
         <w:rPr/>
-        <w:t>Рисунок 2.1 — Результати в консолі</w:t>
+        <w:t>Рисунок 1.2 — Другі таблиці</w:t>
       </w:r>
     </w:p>
     <w:p>
@@ -2051,70 +3063,125 @@
     </w:p>
     <w:p>
       <w:pPr>
-        <w:pStyle w:val="h11"/>
-        <w:rPr/>
-      </w:pPr>
-      <w:r>
-        <w:rPr/>
-        <w:t>Висновки</w:t>
-      </w:r>
-    </w:p>
-    <w:p>
-      <w:pPr>
         <w:pStyle w:val="IMG1"/>
         <w:rPr/>
       </w:pPr>
       <w:r>
         <w:rPr/>
-      </w:r>
-    </w:p>
-    <w:p>
-      <w:pPr>
-        <w:pStyle w:val="P1"/>
-        <w:rPr/>
-      </w:pPr>
-      <w:r>
-        <w:rPr/>
-        <w:t>Благодаттю Господа нашого Ісуса Христа було зроблено роботу.</w:t>
-      </w:r>
-    </w:p>
-    <w:p>
-      <w:pPr>
-        <w:pStyle w:val="P1"/>
-        <w:rPr/>
-      </w:pPr>
-      <w:r>
-        <w:rPr/>
-      </w:r>
-    </w:p>
-    <w:p>
-      <w:pPr>
-        <w:pStyle w:val="P1"/>
-        <w:rPr/>
-      </w:pPr>
-      <w:r>
-        <w:rPr/>
-        <w:t>- Кореляція визначає точність: При |ρ| = 0.9 дисперсія похибки складає лише 0.153σᵧ², що на 85% менше за безумовну дисперсію.</w:t>
-      </w:r>
-    </w:p>
-    <w:p>
-      <w:pPr>
-        <w:pStyle w:val="P1"/>
-        <w:rPr/>
-      </w:pPr>
-      <w:r>
-        <w:rPr/>
-        <w:t>- Оптимальна оцінка: Для X(2) = 11.4 при ρ = -0.7 отримуємо Y* = 18.74 з точністю ±0.64.</w:t>
-      </w:r>
-    </w:p>
-    <w:p>
-      <w:pPr>
-        <w:pStyle w:val="P1"/>
-        <w:rPr/>
-      </w:pPr>
-      <w:r>
-        <w:rPr/>
-        <w:t>- Метод Ньютона–Рафсона: Збігається за 1-2 ітерації для нормальної умовної густини.</w:t>
+        <w:drawing>
+          <wp:inline distT="0" distB="0" distL="0" distR="0">
+            <wp:extent cx="5731510" cy="3582035"/>
+            <wp:effectExtent l="0" t="0" r="0" b="0"/>
+            <wp:docPr id="3" name="Зображення3"/>
+            <wp:cNvGraphicFramePr>
+              <a:graphicFrameLocks xmlns:a="http://schemas.openxmlformats.org/drawingml/2006/main" noChangeAspect="1"/>
+            </wp:cNvGraphicFramePr>
+            <a:graphic xmlns:a="http://schemas.openxmlformats.org/drawingml/2006/main">
+              <a:graphicData uri="http://schemas.openxmlformats.org/drawingml/2006/picture">
+                <pic:pic xmlns:pic="http://schemas.openxmlformats.org/drawingml/2006/picture">
+                  <pic:nvPicPr>
+                    <pic:cNvPr id="3" name="Зображення3"/>
+                    <pic:cNvPicPr>
+                      <a:picLocks noChangeAspect="1" noChangeArrowheads="1"/>
+                    </pic:cNvPicPr>
+                  </pic:nvPicPr>
+                  <pic:blipFill>
+                    <a:blip r:embed="rId4"/>
+                    <a:stretch>
+                      <a:fillRect/>
+                    </a:stretch>
+                  </pic:blipFill>
+                  <pic:spPr bwMode="auto">
+                    <a:xfrm>
+                      <a:off x="0" y="0"/>
+                      <a:ext cx="5731510" cy="3582035"/>
+                    </a:xfrm>
+                    <a:prstGeom prst="rect">
+                      <a:avLst/>
+                    </a:prstGeom>
+                    <a:noFill/>
+                  </pic:spPr>
+                </pic:pic>
+              </a:graphicData>
+            </a:graphic>
+          </wp:inline>
+        </w:drawing>
+      </w:r>
+    </w:p>
+    <w:p>
+      <w:pPr>
+        <w:pStyle w:val="IMG1"/>
+        <w:rPr/>
+      </w:pPr>
+      <w:r>
+        <w:rPr/>
+        <w:t>Рисунок 1.3 — Залежності дисперсій</w:t>
+      </w:r>
+    </w:p>
+    <w:p>
+      <w:pPr>
+        <w:pStyle w:val="IMG1"/>
+        <w:rPr/>
+      </w:pPr>
+      <w:r>
+        <w:rPr/>
+      </w:r>
+    </w:p>
+    <w:p>
+      <w:pPr>
+        <w:pStyle w:val="IMG1"/>
+        <w:rPr/>
+      </w:pPr>
+      <w:r>
+        <w:rPr/>
+        <w:drawing>
+          <wp:inline distT="0" distB="0" distL="0" distR="0">
+            <wp:extent cx="5731510" cy="2865755"/>
+            <wp:effectExtent l="0" t="0" r="0" b="0"/>
+            <wp:docPr id="4" name="Зображення4"/>
+            <wp:cNvGraphicFramePr>
+              <a:graphicFrameLocks xmlns:a="http://schemas.openxmlformats.org/drawingml/2006/main" noChangeAspect="1"/>
+            </wp:cNvGraphicFramePr>
+            <a:graphic xmlns:a="http://schemas.openxmlformats.org/drawingml/2006/main">
+              <a:graphicData uri="http://schemas.openxmlformats.org/drawingml/2006/picture">
+                <pic:pic xmlns:pic="http://schemas.openxmlformats.org/drawingml/2006/picture">
+                  <pic:nvPicPr>
+                    <pic:cNvPr id="4" name="Зображення4"/>
+                    <pic:cNvPicPr>
+                      <a:picLocks noChangeAspect="1" noChangeArrowheads="1"/>
+                    </pic:cNvPicPr>
+                  </pic:nvPicPr>
+                  <pic:blipFill>
+                    <a:blip r:embed="rId5"/>
+                    <a:stretch>
+                      <a:fillRect/>
+                    </a:stretch>
+                  </pic:blipFill>
+                  <pic:spPr bwMode="auto">
+                    <a:xfrm>
+                      <a:off x="0" y="0"/>
+                      <a:ext cx="5731510" cy="2865755"/>
+                    </a:xfrm>
+                    <a:prstGeom prst="rect">
+                      <a:avLst/>
+                    </a:prstGeom>
+                    <a:noFill/>
+                  </pic:spPr>
+                </pic:pic>
+              </a:graphicData>
+            </a:graphic>
+          </wp:inline>
+        </w:drawing>
+      </w:r>
+    </w:p>
+    <w:p>
+      <w:pPr>
+        <w:pStyle w:val="IMG1"/>
+        <w:rPr/>
+      </w:pPr>
+      <w:r>
+        <w:rPr/>
+        <w:t>Рисунок 1.4 — Умовні густини розподілу</w:t>
       </w:r>
     </w:p>
     <w:sectPr>
